--- a/schedule/2016_march.docx
+++ b/schedule/2016_march.docx
@@ -145,7 +145,7 @@
           <w:b/>
           <w:sz w:val="20"/>
         </w:rPr>
-        <w:t>2015</w:t>
+        <w:t>2016</w:t>
       </w:r>
       <w:r>
         <w:rPr>
@@ -235,7 +235,7 @@
           <w:sz w:val="24"/>
           <w:szCs w:val="24"/>
         </w:rPr>
-        <w:t>6</w:t>
+        <w:t>4</w:t>
       </w:r>
       <w:r>
         <w:rPr>
@@ -244,16 +244,7 @@
           <w:sz w:val="24"/>
           <w:szCs w:val="24"/>
         </w:rPr>
-        <w:t xml:space="preserve"> марта по 2</w:t>
-      </w:r>
-      <w:r>
-        <w:rPr>
-          <w:rFonts w:ascii="Times New Roman" w:hAnsi="Times New Roman"/>
-          <w:b/>
-          <w:sz w:val="24"/>
-          <w:szCs w:val="24"/>
-        </w:rPr>
-        <w:t>2</w:t>
+        <w:t xml:space="preserve"> марта по 19</w:t>
       </w:r>
       <w:r>
         <w:rPr>
@@ -271,7 +262,7 @@
           <w:sz w:val="24"/>
           <w:szCs w:val="24"/>
         </w:rPr>
-        <w:t>2015</w:t>
+        <w:t>2016</w:t>
       </w:r>
       <w:r>
         <w:rPr>
@@ -541,7 +532,7 @@
                 <w:szCs w:val="24"/>
                 <w:lang w:val="en-US"/>
               </w:rPr>
-              <w:t>6</w:t>
+              <w:t>4</w:t>
             </w:r>
             <w:r>
               <w:rPr>
@@ -828,19 +819,37 @@
           <w:p>
             <w:pPr>
               <w:spacing w:after="0" w:line="240" w:lineRule="auto"/>
-              <w:ind w:left="720"/>
-              <w:jc w:val="center"/>
-              <w:rPr>
-                <w:rFonts w:ascii="Times New Roman" w:eastAsia="Calibri" w:hAnsi="Times New Roman"/>
-                <w:b/>
-              </w:rPr>
-            </w:pPr>
-            <w:r>
-              <w:rPr>
-                <w:rFonts w:ascii="Times New Roman" w:eastAsia="Calibri" w:hAnsi="Times New Roman"/>
-                <w:b/>
-              </w:rPr>
-              <w:t xml:space="preserve">Оценка сложности алгоритмов. Линейная сложность </w:t>
+              <w:ind w:left="68" w:hanging="68"/>
+              <w:jc w:val="center"/>
+              <w:rPr>
+                <w:rFonts w:ascii="Times New Roman" w:eastAsia="Calibri" w:hAnsi="Times New Roman"/>
+                <w:b/>
+              </w:rPr>
+            </w:pPr>
+            <w:r>
+              <w:rPr>
+                <w:rFonts w:ascii="Times New Roman" w:eastAsia="Calibri" w:hAnsi="Times New Roman"/>
+                <w:b/>
+              </w:rPr>
+              <w:t xml:space="preserve">Оценка сложности алгоритмов. </w:t>
+            </w:r>
+          </w:p>
+          <w:p>
+            <w:pPr>
+              <w:spacing w:after="0" w:line="240" w:lineRule="auto"/>
+              <w:ind w:left="68" w:hanging="68"/>
+              <w:jc w:val="center"/>
+              <w:rPr>
+                <w:rFonts w:ascii="Times New Roman" w:eastAsia="Calibri" w:hAnsi="Times New Roman"/>
+                <w:b/>
+              </w:rPr>
+            </w:pPr>
+            <w:r>
+              <w:rPr>
+                <w:rFonts w:ascii="Times New Roman" w:eastAsia="Calibri" w:hAnsi="Times New Roman"/>
+                <w:b/>
+              </w:rPr>
+              <w:t xml:space="preserve">Линейная сложность </w:t>
             </w:r>
             <w:r>
               <w:rPr>
@@ -870,24 +879,79 @@
                 <w:rFonts w:ascii="Times New Roman" w:eastAsia="Calibri" w:hAnsi="Times New Roman"/>
                 <w:b/>
               </w:rPr>
-              <w:t>). Квадратичная сложность. Логарифмическая сложность</w:t>
-            </w:r>
-          </w:p>
-          <w:p>
-            <w:pPr>
-              <w:spacing w:after="0" w:line="240" w:lineRule="auto"/>
-              <w:jc w:val="center"/>
-              <w:rPr>
-                <w:rFonts w:ascii="Times New Roman" w:eastAsia="Calibri" w:hAnsi="Times New Roman"/>
-                <w:b/>
-              </w:rPr>
-            </w:pPr>
-            <w:r>
-              <w:rPr>
-                <w:rFonts w:ascii="Times New Roman" w:eastAsia="Calibri" w:hAnsi="Times New Roman"/>
-                <w:b/>
-              </w:rPr>
-              <w:t>Системы счисления. Позиционные и непозиционные. Перевод из одной системы счисления в другую. Римская система счисления</w:t>
+              <w:t xml:space="preserve">). </w:t>
+            </w:r>
+          </w:p>
+          <w:p>
+            <w:pPr>
+              <w:spacing w:after="0" w:line="240" w:lineRule="auto"/>
+              <w:ind w:left="68" w:hanging="68"/>
+              <w:jc w:val="center"/>
+              <w:rPr>
+                <w:rFonts w:ascii="Times New Roman" w:eastAsia="Calibri" w:hAnsi="Times New Roman"/>
+                <w:b/>
+              </w:rPr>
+            </w:pPr>
+            <w:r>
+              <w:rPr>
+                <w:rFonts w:ascii="Times New Roman" w:eastAsia="Calibri" w:hAnsi="Times New Roman"/>
+                <w:b/>
+              </w:rPr>
+              <w:t xml:space="preserve">Квадратичная сложность. </w:t>
+            </w:r>
+          </w:p>
+          <w:p>
+            <w:pPr>
+              <w:spacing w:after="0" w:line="240" w:lineRule="auto"/>
+              <w:ind w:left="68" w:hanging="68"/>
+              <w:jc w:val="center"/>
+              <w:rPr>
+                <w:rFonts w:ascii="Times New Roman" w:eastAsia="Calibri" w:hAnsi="Times New Roman"/>
+                <w:b/>
+              </w:rPr>
+            </w:pPr>
+            <w:r>
+              <w:rPr>
+                <w:rFonts w:ascii="Times New Roman" w:eastAsia="Calibri" w:hAnsi="Times New Roman"/>
+                <w:b/>
+              </w:rPr>
+              <w:t>Логарифмическая сложность</w:t>
+            </w:r>
+          </w:p>
+          <w:p>
+            <w:pPr>
+              <w:spacing w:after="0" w:line="240" w:lineRule="auto"/>
+              <w:ind w:left="68" w:hanging="68"/>
+              <w:jc w:val="center"/>
+              <w:rPr>
+                <w:rFonts w:ascii="Times New Roman" w:eastAsia="Calibri" w:hAnsi="Times New Roman"/>
+                <w:b/>
+              </w:rPr>
+            </w:pPr>
+            <w:r>
+              <w:rPr>
+                <w:rFonts w:ascii="Times New Roman" w:eastAsia="Calibri" w:hAnsi="Times New Roman"/>
+                <w:b/>
+              </w:rPr>
+              <w:t xml:space="preserve">Системы счисления. Позиционные и непозиционные. Перевод из одной системы счисления в другую. </w:t>
+            </w:r>
+          </w:p>
+          <w:p>
+            <w:pPr>
+              <w:spacing w:after="0" w:line="240" w:lineRule="auto"/>
+              <w:ind w:left="68" w:hanging="68"/>
+              <w:jc w:val="center"/>
+              <w:rPr>
+                <w:rFonts w:ascii="Times New Roman" w:eastAsia="Calibri" w:hAnsi="Times New Roman"/>
+                <w:b/>
+              </w:rPr>
+            </w:pPr>
+            <w:r>
+              <w:rPr>
+                <w:rFonts w:ascii="Times New Roman" w:eastAsia="Calibri" w:hAnsi="Times New Roman"/>
+                <w:b/>
+              </w:rPr>
+              <w:t>Римская система счисления</w:t>
             </w:r>
           </w:p>
           <w:p>
@@ -958,7 +1022,14 @@
                 <w:rFonts w:ascii="Times New Roman" w:hAnsi="Times New Roman"/>
                 <w:b/>
               </w:rPr>
-              <w:t>Решение задач по различным темам</w:t>
+              <w:t xml:space="preserve">Решение задач </w:t>
+            </w:r>
+            <w:r>
+              <w:rPr>
+                <w:rFonts w:ascii="Times New Roman" w:hAnsi="Times New Roman"/>
+                <w:b/>
+              </w:rPr>
+              <w:t>на «Динамическое программирование»</w:t>
             </w:r>
           </w:p>
           <w:p>
@@ -1158,19 +1229,52 @@
                 <w:rFonts w:ascii="Times New Roman" w:eastAsia="Calibri" w:hAnsi="Times New Roman"/>
                 <w:b/>
               </w:rPr>
-              <w:t>Решение задач на тем</w:t>
-            </w:r>
-            <w:r>
-              <w:rPr>
-                <w:rFonts w:ascii="Times New Roman" w:eastAsia="Calibri" w:hAnsi="Times New Roman"/>
-                <w:b/>
-              </w:rPr>
-              <w:t>ы</w:t>
-            </w:r>
-            <w:r>
-              <w:rPr>
-                <w:rFonts w:ascii="Times New Roman" w:eastAsia="Calibri" w:hAnsi="Times New Roman"/>
-                <w:b/>
+              <w:t>Целочисленная арифметика. Сортировка «пузырьком». Сортировка подсчётом. Двоичный поиск</w:t>
+            </w:r>
+          </w:p>
+          <w:p>
+            <w:pPr>
+              <w:spacing w:after="0" w:line="240" w:lineRule="auto"/>
+              <w:jc w:val="center"/>
+              <w:rPr>
+                <w:rFonts w:ascii="Times New Roman" w:hAnsi="Times New Roman"/>
+                <w:i/>
+              </w:rPr>
+            </w:pPr>
+            <w:proofErr w:type="spellStart"/>
+            <w:r>
+              <w:rPr>
+                <w:rFonts w:ascii="Times New Roman" w:hAnsi="Times New Roman"/>
+                <w:i/>
+              </w:rPr>
+              <w:t>Паньгина</w:t>
+            </w:r>
+            <w:proofErr w:type="spellEnd"/>
+            <w:r>
+              <w:rPr>
+                <w:rFonts w:ascii="Times New Roman" w:hAnsi="Times New Roman"/>
+                <w:i/>
+              </w:rPr>
+              <w:t xml:space="preserve"> Нина Николаевна</w:t>
+            </w:r>
+            <w:r>
+              <w:rPr>
+                <w:rFonts w:ascii="Times New Roman" w:eastAsia="Calibri" w:hAnsi="Times New Roman"/>
+                <w:i/>
+              </w:rPr>
+              <w:t xml:space="preserve">, </w:t>
+            </w:r>
+            <w:r>
+              <w:rPr>
+                <w:rFonts w:ascii="Times New Roman" w:eastAsia="Calibri" w:hAnsi="Times New Roman"/>
+                <w:i/>
+              </w:rPr>
+              <w:t>Кольцов Максим Алексеевич</w:t>
+            </w:r>
+            <w:r>
+              <w:rPr>
+                <w:rFonts w:ascii="Times New Roman" w:eastAsia="Calibri" w:hAnsi="Times New Roman"/>
+                <w:i/>
               </w:rPr>
               <w:t xml:space="preserve"> </w:t>
             </w:r>
@@ -1180,44 +1284,43 @@
               <w:spacing w:after="0" w:line="240" w:lineRule="auto"/>
               <w:jc w:val="center"/>
               <w:rPr>
-                <w:rFonts w:ascii="Times New Roman" w:eastAsia="Calibri" w:hAnsi="Times New Roman"/>
-                <w:b/>
-              </w:rPr>
-            </w:pPr>
-            <w:r>
-              <w:rPr>
-                <w:rFonts w:ascii="Times New Roman" w:eastAsia="Calibri" w:hAnsi="Times New Roman"/>
-                <w:b/>
-              </w:rPr>
-              <w:t>«</w:t>
-            </w:r>
-            <w:r>
-              <w:rPr>
-                <w:rFonts w:ascii="Times New Roman" w:eastAsia="Calibri" w:hAnsi="Times New Roman"/>
-                <w:b/>
-              </w:rPr>
-              <w:t>Системы счисления</w:t>
-            </w:r>
-            <w:r>
-              <w:rPr>
-                <w:rFonts w:ascii="Times New Roman" w:eastAsia="Calibri" w:hAnsi="Times New Roman"/>
-                <w:b/>
-              </w:rPr>
-              <w:t xml:space="preserve">» </w:t>
-            </w:r>
-            <w:r>
-              <w:rPr>
-                <w:rFonts w:ascii="Times New Roman" w:eastAsia="Calibri" w:hAnsi="Times New Roman"/>
-                <w:b/>
-              </w:rPr>
-              <w:t xml:space="preserve">+ </w:t>
-            </w:r>
-            <w:r>
-              <w:rPr>
-                <w:rFonts w:ascii="Times New Roman" w:eastAsia="Calibri" w:hAnsi="Times New Roman"/>
-                <w:b/>
-              </w:rPr>
-              <w:t>«Оценка сложности алгоритмов»</w:t>
+                <w:rFonts w:ascii="Times New Roman" w:hAnsi="Times New Roman"/>
+                <w:i/>
+              </w:rPr>
+            </w:pPr>
+            <w:r>
+              <w:rPr>
+                <w:rFonts w:ascii="Times New Roman" w:hAnsi="Times New Roman"/>
+                <w:i/>
+              </w:rPr>
+              <w:t>Ауд. №3</w:t>
+            </w:r>
+          </w:p>
+        </w:tc>
+        <w:tc>
+          <w:tcPr>
+            <w:tcW w:w="6123" w:type="dxa"/>
+            <w:tcBorders>
+              <w:left w:val="single" w:sz="4" w:space="0" w:color="auto"/>
+              <w:right w:val="single" w:sz="4" w:space="0" w:color="auto"/>
+            </w:tcBorders>
+            <w:shd w:val="clear" w:color="auto" w:fill="auto"/>
+          </w:tcPr>
+          <w:p>
+            <w:pPr>
+              <w:spacing w:after="0" w:line="240" w:lineRule="auto"/>
+              <w:jc w:val="center"/>
+              <w:rPr>
+                <w:rFonts w:ascii="Times New Roman" w:hAnsi="Times New Roman"/>
+                <w:b/>
+              </w:rPr>
+            </w:pPr>
+            <w:r>
+              <w:rPr>
+                <w:rFonts w:ascii="Times New Roman" w:hAnsi="Times New Roman"/>
+                <w:b/>
+              </w:rPr>
+              <w:t>Решение задач на «Динамическое программирование»</w:t>
             </w:r>
           </w:p>
           <w:p>
@@ -1232,100 +1335,18 @@
             <w:proofErr w:type="spellStart"/>
             <w:r>
               <w:rPr>
-                <w:rFonts w:ascii="Times New Roman" w:hAnsi="Times New Roman"/>
-                <w:i/>
-              </w:rPr>
-              <w:t>Паньгина</w:t>
+                <w:rFonts w:ascii="Times New Roman" w:eastAsia="Calibri" w:hAnsi="Times New Roman"/>
+                <w:i/>
+              </w:rPr>
+              <w:t>Степулёнок</w:t>
             </w:r>
             <w:proofErr w:type="spellEnd"/>
             <w:r>
               <w:rPr>
-                <w:rFonts w:ascii="Times New Roman" w:hAnsi="Times New Roman"/>
-                <w:i/>
-              </w:rPr>
-              <w:t xml:space="preserve"> Нина Николаевна</w:t>
-            </w:r>
-            <w:r>
-              <w:rPr>
-                <w:rFonts w:ascii="Times New Roman" w:eastAsia="Calibri" w:hAnsi="Times New Roman"/>
-                <w:i/>
-              </w:rPr>
-              <w:t xml:space="preserve">, </w:t>
-            </w:r>
-            <w:r>
-              <w:rPr>
-                <w:rFonts w:ascii="Times New Roman" w:eastAsia="Calibri" w:hAnsi="Times New Roman"/>
-                <w:i/>
-              </w:rPr>
-              <w:t>Кольцов Максим Алексеевич</w:t>
-            </w:r>
-            <w:r>
-              <w:rPr>
-                <w:rFonts w:ascii="Times New Roman" w:eastAsia="Calibri" w:hAnsi="Times New Roman"/>
-                <w:i/>
-              </w:rPr>
-              <w:t xml:space="preserve"> </w:t>
-            </w:r>
-          </w:p>
-          <w:p>
-            <w:pPr>
-              <w:spacing w:after="0" w:line="240" w:lineRule="auto"/>
-              <w:jc w:val="center"/>
-              <w:rPr>
-                <w:rFonts w:ascii="Times New Roman" w:hAnsi="Times New Roman"/>
-                <w:i/>
-              </w:rPr>
-            </w:pPr>
-            <w:r>
-              <w:rPr>
-                <w:rFonts w:ascii="Times New Roman" w:hAnsi="Times New Roman"/>
-                <w:i/>
-              </w:rPr>
-              <w:t>Ауд. №3</w:t>
-            </w:r>
-          </w:p>
-        </w:tc>
-        <w:tc>
-          <w:tcPr>
-            <w:tcW w:w="6123" w:type="dxa"/>
-            <w:tcBorders>
-              <w:left w:val="single" w:sz="4" w:space="0" w:color="auto"/>
-              <w:right w:val="single" w:sz="4" w:space="0" w:color="auto"/>
-            </w:tcBorders>
-            <w:shd w:val="clear" w:color="auto" w:fill="auto"/>
-          </w:tcPr>
-          <w:p>
-            <w:pPr>
-              <w:spacing w:after="0" w:line="240" w:lineRule="auto"/>
-              <w:jc w:val="center"/>
-              <w:rPr>
-                <w:rFonts w:ascii="Times New Roman" w:hAnsi="Times New Roman"/>
-                <w:b/>
-              </w:rPr>
-            </w:pPr>
-            <w:r>
-              <w:rPr>
-                <w:rFonts w:ascii="Times New Roman" w:hAnsi="Times New Roman"/>
-                <w:b/>
-              </w:rPr>
-              <w:t>Решение задач по различным темам</w:t>
-            </w:r>
-          </w:p>
-          <w:p>
-            <w:pPr>
-              <w:spacing w:after="0" w:line="240" w:lineRule="auto"/>
-              <w:jc w:val="center"/>
-              <w:rPr>
-                <w:rFonts w:ascii="Times New Roman" w:hAnsi="Times New Roman"/>
-                <w:i/>
-              </w:rPr>
-            </w:pPr>
-            <w:r>
-              <w:rPr>
-                <w:rFonts w:ascii="Times New Roman" w:eastAsia="Calibri" w:hAnsi="Times New Roman"/>
-                <w:i/>
-              </w:rPr>
-              <w:t>Кольцов Максим Алексеевич</w:t>
+                <w:rFonts w:ascii="Times New Roman" w:eastAsia="Calibri" w:hAnsi="Times New Roman"/>
+                <w:i/>
+              </w:rPr>
+              <w:t xml:space="preserve"> Денис Олегович</w:t>
             </w:r>
             <w:r>
               <w:rPr>
@@ -1632,24 +1653,33 @@
                 <w:rFonts w:ascii="Times New Roman" w:hAnsi="Times New Roman"/>
                 <w:b/>
               </w:rPr>
-              <w:t>Решение задач по различным темам</w:t>
-            </w:r>
-          </w:p>
-          <w:p>
-            <w:pPr>
-              <w:spacing w:after="0" w:line="240" w:lineRule="auto"/>
-              <w:jc w:val="center"/>
-              <w:rPr>
-                <w:rFonts w:ascii="Times New Roman" w:hAnsi="Times New Roman"/>
-                <w:i/>
-              </w:rPr>
-            </w:pPr>
-            <w:r>
-              <w:rPr>
-                <w:rFonts w:ascii="Times New Roman" w:eastAsia="Calibri" w:hAnsi="Times New Roman"/>
-                <w:i/>
-              </w:rPr>
-              <w:t>Кольцов Максим Алексеевич</w:t>
+              <w:t>Решение задач на «Динамическое программирование»</w:t>
+            </w:r>
+          </w:p>
+          <w:p>
+            <w:pPr>
+              <w:spacing w:after="0" w:line="240" w:lineRule="auto"/>
+              <w:jc w:val="center"/>
+              <w:rPr>
+                <w:rFonts w:ascii="Times New Roman" w:hAnsi="Times New Roman"/>
+                <w:i/>
+              </w:rPr>
+            </w:pPr>
+            <w:proofErr w:type="spellStart"/>
+            <w:r>
+              <w:rPr>
+                <w:rFonts w:ascii="Times New Roman" w:eastAsia="Calibri" w:hAnsi="Times New Roman"/>
+                <w:i/>
+              </w:rPr>
+              <w:t>Степулёнок</w:t>
+            </w:r>
+            <w:proofErr w:type="spellEnd"/>
+            <w:r>
+              <w:rPr>
+                <w:rFonts w:ascii="Times New Roman" w:eastAsia="Calibri" w:hAnsi="Times New Roman"/>
+                <w:i/>
+              </w:rPr>
+              <w:t xml:space="preserve"> Денис Олегович</w:t>
             </w:r>
             <w:r>
               <w:rPr>
@@ -1792,102 +1822,185 @@
                 <w:rFonts w:ascii="Times New Roman" w:eastAsia="Calibri" w:hAnsi="Times New Roman"/>
                 <w:b/>
               </w:rPr>
-              <w:t xml:space="preserve">Язык программирования </w:t>
-            </w:r>
+              <w:t>Решение задач на тем</w:t>
+            </w:r>
+            <w:r>
+              <w:rPr>
+                <w:rFonts w:ascii="Times New Roman" w:eastAsia="Calibri" w:hAnsi="Times New Roman"/>
+                <w:b/>
+              </w:rPr>
+              <w:t>ы</w:t>
+            </w:r>
+            <w:r>
+              <w:rPr>
+                <w:rFonts w:ascii="Times New Roman" w:eastAsia="Calibri" w:hAnsi="Times New Roman"/>
+                <w:b/>
+              </w:rPr>
+              <w:t xml:space="preserve"> </w:t>
+            </w:r>
+          </w:p>
+          <w:p>
+            <w:pPr>
+              <w:spacing w:after="0" w:line="240" w:lineRule="auto"/>
+              <w:jc w:val="center"/>
+              <w:rPr>
+                <w:rFonts w:ascii="Times New Roman" w:eastAsia="Calibri" w:hAnsi="Times New Roman"/>
+                <w:b/>
+              </w:rPr>
+            </w:pPr>
+            <w:r>
+              <w:rPr>
+                <w:rFonts w:ascii="Times New Roman" w:eastAsia="Calibri" w:hAnsi="Times New Roman"/>
+                <w:b/>
+              </w:rPr>
+              <w:t>«</w:t>
+            </w:r>
+            <w:r>
+              <w:rPr>
+                <w:rFonts w:ascii="Times New Roman" w:eastAsia="Calibri" w:hAnsi="Times New Roman"/>
+                <w:b/>
+              </w:rPr>
+              <w:t>Системы счисления</w:t>
+            </w:r>
+            <w:r>
+              <w:rPr>
+                <w:rFonts w:ascii="Times New Roman" w:eastAsia="Calibri" w:hAnsi="Times New Roman"/>
+                <w:b/>
+              </w:rPr>
+              <w:t xml:space="preserve">» </w:t>
+            </w:r>
+            <w:r>
+              <w:rPr>
+                <w:rFonts w:ascii="Times New Roman" w:eastAsia="Calibri" w:hAnsi="Times New Roman"/>
+                <w:b/>
+              </w:rPr>
+              <w:t xml:space="preserve">+ </w:t>
+            </w:r>
+            <w:r>
+              <w:rPr>
+                <w:rFonts w:ascii="Times New Roman" w:eastAsia="Calibri" w:hAnsi="Times New Roman"/>
+                <w:b/>
+              </w:rPr>
+              <w:t>«Оценка сложности алгоритмов»</w:t>
+            </w:r>
+          </w:p>
+          <w:p>
+            <w:pPr>
+              <w:spacing w:after="0" w:line="240" w:lineRule="auto"/>
+              <w:jc w:val="center"/>
+              <w:rPr>
+                <w:rFonts w:ascii="Times New Roman" w:hAnsi="Times New Roman"/>
+                <w:i/>
+              </w:rPr>
+            </w:pPr>
+            <w:r>
+              <w:rPr>
+                <w:rFonts w:ascii="Times New Roman" w:eastAsia="Calibri" w:hAnsi="Times New Roman"/>
+                <w:i/>
+              </w:rPr>
+              <w:t>Кольцов Максим Алексеевич</w:t>
+            </w:r>
+            <w:r>
+              <w:rPr>
+                <w:rFonts w:ascii="Times New Roman" w:eastAsia="Calibri" w:hAnsi="Times New Roman"/>
+                <w:i/>
+              </w:rPr>
+              <w:t xml:space="preserve"> </w:t>
+            </w:r>
+          </w:p>
+          <w:p>
+            <w:pPr>
+              <w:spacing w:after="0" w:line="240" w:lineRule="auto"/>
+              <w:jc w:val="center"/>
+              <w:rPr>
+                <w:rFonts w:ascii="Times New Roman" w:hAnsi="Times New Roman"/>
+                <w:i/>
+              </w:rPr>
+            </w:pPr>
+            <w:r>
+              <w:rPr>
+                <w:rFonts w:ascii="Times New Roman" w:hAnsi="Times New Roman"/>
+                <w:i/>
+              </w:rPr>
+              <w:t>Ауд. №3</w:t>
+            </w:r>
+          </w:p>
+        </w:tc>
+        <w:tc>
+          <w:tcPr>
+            <w:tcW w:w="6123" w:type="dxa"/>
+            <w:tcBorders>
+              <w:left w:val="single" w:sz="4" w:space="0" w:color="auto"/>
+              <w:bottom w:val="single" w:sz="4" w:space="0" w:color="auto"/>
+              <w:right w:val="single" w:sz="4" w:space="0" w:color="auto"/>
+            </w:tcBorders>
+            <w:shd w:val="clear" w:color="auto" w:fill="auto"/>
+          </w:tcPr>
+          <w:p>
+            <w:pPr>
+              <w:spacing w:after="0" w:line="240" w:lineRule="auto"/>
+              <w:jc w:val="center"/>
+              <w:rPr>
+                <w:rFonts w:ascii="Times New Roman" w:hAnsi="Times New Roman"/>
+                <w:b/>
+              </w:rPr>
+            </w:pPr>
+            <w:r>
+              <w:rPr>
+                <w:rFonts w:ascii="Times New Roman" w:hAnsi="Times New Roman"/>
+                <w:b/>
+              </w:rPr>
+              <w:t>Решение и частичный разбор задач</w:t>
+            </w:r>
+          </w:p>
+          <w:p>
+            <w:pPr>
+              <w:spacing w:after="0" w:line="240" w:lineRule="auto"/>
+              <w:jc w:val="center"/>
+              <w:rPr>
+                <w:rFonts w:ascii="Times New Roman" w:hAnsi="Times New Roman"/>
+                <w:b/>
+              </w:rPr>
+            </w:pPr>
+            <w:r>
+              <w:rPr>
+                <w:rFonts w:ascii="Times New Roman" w:hAnsi="Times New Roman"/>
+                <w:b/>
+              </w:rPr>
+              <w:t>на</w:t>
+            </w:r>
+            <w:r>
+              <w:rPr>
+                <w:rFonts w:ascii="Times New Roman" w:hAnsi="Times New Roman"/>
+                <w:b/>
+              </w:rPr>
+              <w:t xml:space="preserve"> «Динамическое программирование»</w:t>
+            </w:r>
+          </w:p>
+          <w:p>
+            <w:pPr>
+              <w:spacing w:after="0" w:line="240" w:lineRule="auto"/>
+              <w:jc w:val="center"/>
+              <w:rPr>
+                <w:rFonts w:ascii="Times New Roman" w:hAnsi="Times New Roman"/>
+                <w:i/>
+              </w:rPr>
+            </w:pPr>
             <w:proofErr w:type="spellStart"/>
             <w:r>
               <w:rPr>
                 <w:rFonts w:ascii="Times New Roman" w:eastAsia="Calibri" w:hAnsi="Times New Roman"/>
-                <w:b/>
-              </w:rPr>
-              <w:t>Python</w:t>
+                <w:i/>
+              </w:rPr>
+              <w:t>Степулёнок</w:t>
             </w:r>
             <w:proofErr w:type="spellEnd"/>
-          </w:p>
-          <w:p>
-            <w:pPr>
-              <w:spacing w:after="0" w:line="240" w:lineRule="auto"/>
-              <w:jc w:val="center"/>
-              <w:rPr>
-                <w:rFonts w:ascii="Times New Roman" w:hAnsi="Times New Roman"/>
-                <w:i/>
-              </w:rPr>
-            </w:pPr>
-            <w:r>
-              <w:rPr>
-                <w:rFonts w:ascii="Times New Roman" w:eastAsia="Calibri" w:hAnsi="Times New Roman"/>
-                <w:i/>
-              </w:rPr>
-              <w:t>Кольцов Максим Алексеевич</w:t>
-            </w:r>
-            <w:r>
-              <w:rPr>
-                <w:rFonts w:ascii="Times New Roman" w:eastAsia="Calibri" w:hAnsi="Times New Roman"/>
-                <w:i/>
-              </w:rPr>
-              <w:t xml:space="preserve"> </w:t>
-            </w:r>
-          </w:p>
-          <w:p>
-            <w:pPr>
-              <w:spacing w:after="0" w:line="240" w:lineRule="auto"/>
-              <w:jc w:val="center"/>
-              <w:rPr>
-                <w:rFonts w:ascii="Times New Roman" w:hAnsi="Times New Roman"/>
-                <w:i/>
-              </w:rPr>
-            </w:pPr>
-            <w:r>
-              <w:rPr>
-                <w:rFonts w:ascii="Times New Roman" w:hAnsi="Times New Roman"/>
-                <w:i/>
-              </w:rPr>
-              <w:t>Ауд. №3</w:t>
-            </w:r>
-          </w:p>
-        </w:tc>
-        <w:tc>
-          <w:tcPr>
-            <w:tcW w:w="6123" w:type="dxa"/>
-            <w:tcBorders>
-              <w:left w:val="single" w:sz="4" w:space="0" w:color="auto"/>
-              <w:bottom w:val="single" w:sz="4" w:space="0" w:color="auto"/>
-              <w:right w:val="single" w:sz="4" w:space="0" w:color="auto"/>
-            </w:tcBorders>
-            <w:shd w:val="clear" w:color="auto" w:fill="auto"/>
-          </w:tcPr>
-          <w:p>
-            <w:pPr>
-              <w:spacing w:after="0" w:line="240" w:lineRule="auto"/>
-              <w:jc w:val="center"/>
-              <w:rPr>
-                <w:rFonts w:ascii="Times New Roman" w:hAnsi="Times New Roman"/>
-                <w:b/>
-              </w:rPr>
-            </w:pPr>
-            <w:r>
-              <w:rPr>
-                <w:rFonts w:ascii="Times New Roman" w:hAnsi="Times New Roman"/>
-                <w:b/>
-              </w:rPr>
-              <w:t>Решение задач по различным темам</w:t>
-            </w:r>
-          </w:p>
-          <w:p>
-            <w:pPr>
-              <w:spacing w:after="0" w:line="240" w:lineRule="auto"/>
-              <w:jc w:val="center"/>
-              <w:rPr>
-                <w:rFonts w:ascii="Times New Roman" w:hAnsi="Times New Roman"/>
-                <w:i/>
-              </w:rPr>
-            </w:pPr>
-            <w:r>
-              <w:rPr>
-                <w:rFonts w:ascii="Times New Roman" w:eastAsia="Calibri" w:hAnsi="Times New Roman"/>
-                <w:i/>
-              </w:rPr>
-              <w:t>Кольцов Максим Алексеевич</w:t>
+            <w:r>
+              <w:rPr>
+                <w:rFonts w:ascii="Times New Roman" w:eastAsia="Calibri" w:hAnsi="Times New Roman"/>
+                <w:i/>
+              </w:rPr>
+              <w:t xml:space="preserve"> Денис Олегович</w:t>
             </w:r>
             <w:r>
               <w:rPr>
@@ -1985,7 +2098,17 @@
                 <w:szCs w:val="24"/>
                 <w:lang w:val="en-US"/>
               </w:rPr>
-              <w:t>17</w:t>
+              <w:t>1</w:t>
+            </w:r>
+            <w:r>
+              <w:rPr>
+                <w:rFonts w:ascii="Times New Roman" w:hAnsi="Times New Roman"/>
+                <w:b/>
+                <w:i/>
+                <w:sz w:val="24"/>
+                <w:szCs w:val="24"/>
+              </w:rPr>
+              <w:t>5</w:t>
             </w:r>
             <w:r>
               <w:rPr>
@@ -2902,7 +3025,17 @@
                 <w:szCs w:val="24"/>
                 <w:lang w:val="en-US"/>
               </w:rPr>
-              <w:t>18</w:t>
+              <w:t>1</w:t>
+            </w:r>
+            <w:r>
+              <w:rPr>
+                <w:rFonts w:ascii="Times New Roman" w:hAnsi="Times New Roman"/>
+                <w:b/>
+                <w:i/>
+                <w:sz w:val="24"/>
+                <w:szCs w:val="24"/>
+              </w:rPr>
+              <w:t>6</w:t>
             </w:r>
             <w:r>
               <w:rPr>
@@ -3251,16 +3384,7 @@
                 <w:rFonts w:ascii="Times New Roman" w:hAnsi="Times New Roman"/>
                 <w:b/>
               </w:rPr>
-              <w:t>Лекция «Динамиче</w:t>
-            </w:r>
-            <w:bookmarkStart w:id="0" w:name="_GoBack"/>
-            <w:bookmarkEnd w:id="0"/>
-            <w:r>
-              <w:rPr>
-                <w:rFonts w:ascii="Times New Roman" w:hAnsi="Times New Roman"/>
-                <w:b/>
-              </w:rPr>
-              <w:t>ское программирование».</w:t>
+              <w:t>Лекция «Динамическое программирование».</w:t>
             </w:r>
           </w:p>
           <w:p>
@@ -4066,7 +4190,17 @@
                 <w:szCs w:val="24"/>
                 <w:lang w:val="en-US"/>
               </w:rPr>
-              <w:t>19</w:t>
+              <w:t>1</w:t>
+            </w:r>
+            <w:r>
+              <w:rPr>
+                <w:rFonts w:ascii="Times New Roman" w:hAnsi="Times New Roman"/>
+                <w:b/>
+                <w:i/>
+                <w:sz w:val="24"/>
+                <w:szCs w:val="24"/>
+              </w:rPr>
+              <w:t>7</w:t>
             </w:r>
             <w:r>
               <w:rPr>
@@ -5275,20 +5409,8 @@
                 <w:i/>
                 <w:sz w:val="24"/>
                 <w:szCs w:val="24"/>
-                <w:lang w:val="en-US"/>
-              </w:rPr>
-              <w:t>2</w:t>
-            </w:r>
-            <w:r>
-              <w:rPr>
-                <w:rFonts w:ascii="Times New Roman" w:hAnsi="Times New Roman"/>
-                <w:b/>
-                <w:i/>
-                <w:sz w:val="24"/>
-                <w:szCs w:val="24"/>
-                <w:lang w:val="en-US"/>
-              </w:rPr>
-              <w:t>0</w:t>
+              </w:rPr>
+              <w:t>18</w:t>
             </w:r>
             <w:r>
               <w:rPr>
@@ -6221,9 +6343,8 @@
                 <w:i/>
                 <w:sz w:val="24"/>
                 <w:szCs w:val="24"/>
-                <w:lang w:val="en-US"/>
-              </w:rPr>
-              <w:t>21</w:t>
+              </w:rPr>
+              <w:t>19</w:t>
             </w:r>
             <w:r>
               <w:rPr>
@@ -7116,7 +7237,10 @@
         </w:tc>
       </w:tr>
     </w:tbl>
-    <w:p/>
+    <w:p>
+      <w:bookmarkStart w:id="0" w:name="_GoBack"/>
+      <w:bookmarkEnd w:id="0"/>
+    </w:p>
     <w:sectPr>
       <w:pgSz w:w="16838" w:h="11906" w:orient="landscape"/>
       <w:pgMar w:top="238" w:right="244" w:bottom="266" w:left="244" w:header="709" w:footer="709" w:gutter="0"/>

--- a/schedule/2016_march.docx
+++ b/schedule/2016_march.docx
@@ -1029,7 +1029,26 @@
                 <w:rFonts w:ascii="Times New Roman" w:hAnsi="Times New Roman"/>
                 <w:b/>
               </w:rPr>
-              <w:t>на «Динамическое программирование»</w:t>
+              <w:t xml:space="preserve">на </w:t>
+            </w:r>
+          </w:p>
+          <w:p>
+            <w:pPr>
+              <w:spacing w:after="0" w:line="240" w:lineRule="auto"/>
+              <w:jc w:val="center"/>
+              <w:rPr>
+                <w:rFonts w:ascii="Times New Roman" w:hAnsi="Times New Roman"/>
+                <w:b/>
+              </w:rPr>
+            </w:pPr>
+            <w:bookmarkStart w:id="0" w:name="_GoBack"/>
+            <w:bookmarkEnd w:id="0"/>
+            <w:r>
+              <w:rPr>
+                <w:rFonts w:ascii="Times New Roman" w:hAnsi="Times New Roman"/>
+                <w:b/>
+              </w:rPr>
+              <w:t>«Динамическое программирование»</w:t>
             </w:r>
           </w:p>
           <w:p>
@@ -1967,14 +1986,7 @@
                 <w:rFonts w:ascii="Times New Roman" w:hAnsi="Times New Roman"/>
                 <w:b/>
               </w:rPr>
-              <w:t>на</w:t>
-            </w:r>
-            <w:r>
-              <w:rPr>
-                <w:rFonts w:ascii="Times New Roman" w:hAnsi="Times New Roman"/>
-                <w:b/>
-              </w:rPr>
-              <w:t xml:space="preserve"> «Динамическое программирование»</w:t>
+              <w:t>на «Динамическое программирование»</w:t>
             </w:r>
           </w:p>
           <w:p>
@@ -2361,14 +2373,38 @@
                 <w:rFonts w:ascii="Times New Roman" w:eastAsia="Calibri" w:hAnsi="Times New Roman"/>
                 <w:b/>
               </w:rPr>
-              <w:t>З</w:t>
-            </w:r>
-            <w:r>
-              <w:rPr>
-                <w:rFonts w:ascii="Times New Roman" w:eastAsia="Calibri" w:hAnsi="Times New Roman"/>
-                <w:b/>
-              </w:rPr>
-              <w:t>адачи на базовые алгоритмы</w:t>
+              <w:t>Теорию графов.</w:t>
+            </w:r>
+            <w:r>
+              <w:rPr>
+                <w:rFonts w:ascii="Times New Roman" w:eastAsia="Calibri" w:hAnsi="Times New Roman"/>
+                <w:b/>
+              </w:rPr>
+              <w:t xml:space="preserve"> </w:t>
+            </w:r>
+            <w:r>
+              <w:rPr>
+                <w:rFonts w:ascii="Times New Roman" w:eastAsia="Calibri" w:hAnsi="Times New Roman"/>
+                <w:b/>
+              </w:rPr>
+              <w:t>Поиск в ширину и глубину.</w:t>
+            </w:r>
+          </w:p>
+          <w:p>
+            <w:pPr>
+              <w:spacing w:after="0" w:line="240" w:lineRule="auto"/>
+              <w:jc w:val="center"/>
+              <w:rPr>
+                <w:rFonts w:ascii="Times New Roman" w:eastAsia="Calibri" w:hAnsi="Times New Roman"/>
+                <w:b/>
+              </w:rPr>
+            </w:pPr>
+            <w:r>
+              <w:rPr>
+                <w:rFonts w:ascii="Times New Roman" w:eastAsia="Calibri" w:hAnsi="Times New Roman"/>
+                <w:b/>
+              </w:rPr>
+              <w:t>Поиск мостов.</w:t>
             </w:r>
           </w:p>
           <w:p>
@@ -2550,7 +2586,21 @@
                 <w:rFonts w:ascii="Times New Roman" w:hAnsi="Times New Roman"/>
                 <w:b/>
               </w:rPr>
-              <w:t>«Представление чисел в памяти»</w:t>
+              <w:t>«</w:t>
+            </w:r>
+            <w:r>
+              <w:rPr>
+                <w:rFonts w:ascii="Times New Roman" w:hAnsi="Times New Roman"/>
+                <w:b/>
+              </w:rPr>
+              <w:t>Динамическое программирование</w:t>
+            </w:r>
+            <w:r>
+              <w:rPr>
+                <w:rFonts w:ascii="Times New Roman" w:hAnsi="Times New Roman"/>
+                <w:b/>
+              </w:rPr>
+              <w:t>»</w:t>
             </w:r>
           </w:p>
           <w:p>
@@ -2603,23 +2653,40 @@
               <w:spacing w:after="0" w:line="240" w:lineRule="auto"/>
               <w:jc w:val="center"/>
               <w:rPr>
-                <w:rFonts w:ascii="Times New Roman" w:eastAsia="Calibri" w:hAnsi="Times New Roman"/>
-                <w:b/>
-              </w:rPr>
-            </w:pPr>
-            <w:r>
-              <w:rPr>
-                <w:rFonts w:ascii="Times New Roman" w:eastAsia="Calibri" w:hAnsi="Times New Roman"/>
-                <w:b/>
-              </w:rPr>
-              <w:t>З</w:t>
-            </w:r>
-            <w:r>
-              <w:rPr>
-                <w:rFonts w:ascii="Times New Roman" w:eastAsia="Calibri" w:hAnsi="Times New Roman"/>
-                <w:b/>
-              </w:rPr>
-              <w:t>адачи на базовые алгоритмы</w:t>
+                <w:rFonts w:ascii="Times New Roman" w:hAnsi="Times New Roman"/>
+                <w:b/>
+              </w:rPr>
+            </w:pPr>
+            <w:r>
+              <w:rPr>
+                <w:rFonts w:ascii="Times New Roman" w:hAnsi="Times New Roman"/>
+                <w:b/>
+              </w:rPr>
+              <w:t xml:space="preserve">Решение задач на тему </w:t>
+            </w:r>
+          </w:p>
+          <w:p>
+            <w:pPr>
+              <w:spacing w:after="0" w:line="240" w:lineRule="auto"/>
+              <w:jc w:val="center"/>
+              <w:rPr>
+                <w:rFonts w:ascii="Times New Roman" w:hAnsi="Times New Roman"/>
+                <w:i/>
+              </w:rPr>
+            </w:pPr>
+            <w:r>
+              <w:rPr>
+                <w:rFonts w:ascii="Times New Roman" w:eastAsia="Calibri" w:hAnsi="Times New Roman"/>
+                <w:b/>
+              </w:rPr>
+              <w:t>«Теория графов»</w:t>
+            </w:r>
+            <w:r>
+              <w:rPr>
+                <w:rFonts w:ascii="Times New Roman" w:hAnsi="Times New Roman"/>
+                <w:i/>
+              </w:rPr>
+              <w:t xml:space="preserve"> </w:t>
             </w:r>
           </w:p>
           <w:p>
@@ -7237,10 +7304,7 @@
         </w:tc>
       </w:tr>
     </w:tbl>
-    <w:p>
-      <w:bookmarkStart w:id="0" w:name="_GoBack"/>
-      <w:bookmarkEnd w:id="0"/>
-    </w:p>
+    <w:p/>
     <w:sectPr>
       <w:pgSz w:w="16838" w:h="11906" w:orient="landscape"/>
       <w:pgMar w:top="238" w:right="244" w:bottom="266" w:left="244" w:header="709" w:footer="709" w:gutter="0"/>

--- a/schedule/2016_march.docx
+++ b/schedule/2016_march.docx
@@ -651,21 +651,12 @@
                 <w:rFonts w:ascii="Times New Roman" w:hAnsi="Times New Roman"/>
               </w:rPr>
             </w:pPr>
-            <w:proofErr w:type="spellStart"/>
-            <w:r>
-              <w:rPr>
-                <w:rFonts w:ascii="Times New Roman" w:hAnsi="Times New Roman"/>
-                <w:i/>
-              </w:rPr>
-              <w:t>Паньгина</w:t>
-            </w:r>
-            <w:proofErr w:type="spellEnd"/>
-            <w:r>
-              <w:rPr>
-                <w:rFonts w:ascii="Times New Roman" w:hAnsi="Times New Roman"/>
-                <w:i/>
-              </w:rPr>
-              <w:t xml:space="preserve"> Нина Николаевна</w:t>
+            <w:r>
+              <w:rPr>
+                <w:rFonts w:ascii="Times New Roman" w:hAnsi="Times New Roman"/>
+                <w:i/>
+              </w:rPr>
+              <w:t>Паньгина Нина Николаевна</w:t>
             </w:r>
             <w:r>
               <w:rPr>
@@ -674,21 +665,12 @@
               </w:rPr>
               <w:t xml:space="preserve">, </w:t>
             </w:r>
-            <w:proofErr w:type="spellStart"/>
-            <w:r>
-              <w:rPr>
-                <w:rFonts w:ascii="Times New Roman" w:eastAsia="Calibri" w:hAnsi="Times New Roman"/>
-                <w:i/>
-              </w:rPr>
-              <w:t>Степулёнок</w:t>
-            </w:r>
-            <w:proofErr w:type="spellEnd"/>
-            <w:r>
-              <w:rPr>
-                <w:rFonts w:ascii="Times New Roman" w:eastAsia="Calibri" w:hAnsi="Times New Roman"/>
-                <w:i/>
-              </w:rPr>
-              <w:t xml:space="preserve"> Денис Олегович</w:t>
+            <w:r>
+              <w:rPr>
+                <w:rFonts w:ascii="Times New Roman" w:eastAsia="Calibri" w:hAnsi="Times New Roman"/>
+                <w:i/>
+              </w:rPr>
+              <w:t>Степулёнок Денис Олегович</w:t>
             </w:r>
             <w:r>
               <w:rPr>
@@ -963,21 +945,12 @@
                 <w:i/>
               </w:rPr>
             </w:pPr>
-            <w:proofErr w:type="spellStart"/>
-            <w:r>
-              <w:rPr>
-                <w:rFonts w:ascii="Times New Roman" w:hAnsi="Times New Roman"/>
-                <w:i/>
-              </w:rPr>
-              <w:t>Паньгина</w:t>
-            </w:r>
-            <w:proofErr w:type="spellEnd"/>
-            <w:r>
-              <w:rPr>
-                <w:rFonts w:ascii="Times New Roman" w:hAnsi="Times New Roman"/>
-                <w:i/>
-              </w:rPr>
-              <w:t xml:space="preserve"> Нина Николаевна</w:t>
+            <w:r>
+              <w:rPr>
+                <w:rFonts w:ascii="Times New Roman" w:hAnsi="Times New Roman"/>
+                <w:i/>
+              </w:rPr>
+              <w:t>Паньгина Нина Николаевна</w:t>
             </w:r>
           </w:p>
           <w:p>
@@ -1041,8 +1014,6 @@
                 <w:b/>
               </w:rPr>
             </w:pPr>
-            <w:bookmarkStart w:id="0" w:name="_GoBack"/>
-            <w:bookmarkEnd w:id="0"/>
             <w:r>
               <w:rPr>
                 <w:rFonts w:ascii="Times New Roman" w:hAnsi="Times New Roman"/>
@@ -1067,21 +1038,12 @@
               </w:rPr>
               <w:t xml:space="preserve"> </w:t>
             </w:r>
-            <w:proofErr w:type="spellStart"/>
-            <w:r>
-              <w:rPr>
-                <w:rFonts w:ascii="Times New Roman" w:eastAsia="Calibri" w:hAnsi="Times New Roman"/>
-                <w:i/>
-              </w:rPr>
-              <w:t>Степулёнок</w:t>
-            </w:r>
-            <w:proofErr w:type="spellEnd"/>
-            <w:r>
-              <w:rPr>
-                <w:rFonts w:ascii="Times New Roman" w:eastAsia="Calibri" w:hAnsi="Times New Roman"/>
-                <w:i/>
-              </w:rPr>
-              <w:t xml:space="preserve"> Денис Олегович</w:t>
+            <w:r>
+              <w:rPr>
+                <w:rFonts w:ascii="Times New Roman" w:eastAsia="Calibri" w:hAnsi="Times New Roman"/>
+                <w:i/>
+              </w:rPr>
+              <w:t>Степулёнок Денис Олегович</w:t>
             </w:r>
           </w:p>
           <w:p>
@@ -1110,21 +1072,12 @@
                 <w:i/>
               </w:rPr>
             </w:pPr>
-            <w:proofErr w:type="spellStart"/>
-            <w:r>
-              <w:rPr>
-                <w:rFonts w:ascii="Times New Roman" w:hAnsi="Times New Roman"/>
-                <w:i/>
-              </w:rPr>
-              <w:t>Каб</w:t>
-            </w:r>
-            <w:proofErr w:type="spellEnd"/>
-            <w:r>
-              <w:rPr>
-                <w:rFonts w:ascii="Times New Roman" w:hAnsi="Times New Roman"/>
-                <w:i/>
-              </w:rPr>
-              <w:t xml:space="preserve">. </w:t>
+            <w:r>
+              <w:rPr>
+                <w:rFonts w:ascii="Times New Roman" w:hAnsi="Times New Roman"/>
+                <w:i/>
+              </w:rPr>
+              <w:t xml:space="preserve">Каб. </w:t>
             </w:r>
             <w:r>
               <w:rPr>
@@ -1260,21 +1213,12 @@
                 <w:i/>
               </w:rPr>
             </w:pPr>
-            <w:proofErr w:type="spellStart"/>
-            <w:r>
-              <w:rPr>
-                <w:rFonts w:ascii="Times New Roman" w:hAnsi="Times New Roman"/>
-                <w:i/>
-              </w:rPr>
-              <w:t>Паньгина</w:t>
-            </w:r>
-            <w:proofErr w:type="spellEnd"/>
-            <w:r>
-              <w:rPr>
-                <w:rFonts w:ascii="Times New Roman" w:hAnsi="Times New Roman"/>
-                <w:i/>
-              </w:rPr>
-              <w:t xml:space="preserve"> Нина Николаевна</w:t>
+            <w:r>
+              <w:rPr>
+                <w:rFonts w:ascii="Times New Roman" w:hAnsi="Times New Roman"/>
+                <w:i/>
+              </w:rPr>
+              <w:t>Паньгина Нина Николаевна</w:t>
             </w:r>
             <w:r>
               <w:rPr>
@@ -1351,21 +1295,12 @@
                 <w:i/>
               </w:rPr>
             </w:pPr>
-            <w:proofErr w:type="spellStart"/>
-            <w:r>
-              <w:rPr>
-                <w:rFonts w:ascii="Times New Roman" w:eastAsia="Calibri" w:hAnsi="Times New Roman"/>
-                <w:i/>
-              </w:rPr>
-              <w:t>Степулёнок</w:t>
-            </w:r>
-            <w:proofErr w:type="spellEnd"/>
-            <w:r>
-              <w:rPr>
-                <w:rFonts w:ascii="Times New Roman" w:eastAsia="Calibri" w:hAnsi="Times New Roman"/>
-                <w:i/>
-              </w:rPr>
-              <w:t xml:space="preserve"> Денис Олегович</w:t>
+            <w:r>
+              <w:rPr>
+                <w:rFonts w:ascii="Times New Roman" w:eastAsia="Calibri" w:hAnsi="Times New Roman"/>
+                <w:i/>
+              </w:rPr>
+              <w:t>Степулёнок Денис Олегович</w:t>
             </w:r>
             <w:r>
               <w:rPr>
@@ -1384,21 +1319,12 @@
                 <w:i/>
               </w:rPr>
             </w:pPr>
-            <w:proofErr w:type="spellStart"/>
-            <w:r>
-              <w:rPr>
-                <w:rFonts w:ascii="Times New Roman" w:hAnsi="Times New Roman"/>
-                <w:i/>
-              </w:rPr>
-              <w:t>Каб</w:t>
-            </w:r>
-            <w:proofErr w:type="spellEnd"/>
-            <w:r>
-              <w:rPr>
-                <w:rFonts w:ascii="Times New Roman" w:hAnsi="Times New Roman"/>
-                <w:i/>
-              </w:rPr>
-              <w:t xml:space="preserve">. </w:t>
+            <w:r>
+              <w:rPr>
+                <w:rFonts w:ascii="Times New Roman" w:hAnsi="Times New Roman"/>
+                <w:i/>
+              </w:rPr>
+              <w:t xml:space="preserve">Каб. </w:t>
             </w:r>
             <w:r>
               <w:rPr>
@@ -1593,21 +1519,12 @@
                 <w:i/>
               </w:rPr>
             </w:pPr>
-            <w:proofErr w:type="spellStart"/>
-            <w:r>
-              <w:rPr>
-                <w:rFonts w:ascii="Times New Roman" w:hAnsi="Times New Roman"/>
-                <w:i/>
-              </w:rPr>
-              <w:t>Паньгина</w:t>
-            </w:r>
-            <w:proofErr w:type="spellEnd"/>
-            <w:r>
-              <w:rPr>
-                <w:rFonts w:ascii="Times New Roman" w:hAnsi="Times New Roman"/>
-                <w:i/>
-              </w:rPr>
-              <w:t xml:space="preserve"> Нина Николаевна</w:t>
+            <w:r>
+              <w:rPr>
+                <w:rFonts w:ascii="Times New Roman" w:hAnsi="Times New Roman"/>
+                <w:i/>
+              </w:rPr>
+              <w:t>Паньгина Нина Николаевна</w:t>
             </w:r>
             <w:r>
               <w:rPr>
@@ -1684,21 +1601,12 @@
                 <w:i/>
               </w:rPr>
             </w:pPr>
-            <w:proofErr w:type="spellStart"/>
-            <w:r>
-              <w:rPr>
-                <w:rFonts w:ascii="Times New Roman" w:eastAsia="Calibri" w:hAnsi="Times New Roman"/>
-                <w:i/>
-              </w:rPr>
-              <w:t>Степулёнок</w:t>
-            </w:r>
-            <w:proofErr w:type="spellEnd"/>
-            <w:r>
-              <w:rPr>
-                <w:rFonts w:ascii="Times New Roman" w:eastAsia="Calibri" w:hAnsi="Times New Roman"/>
-                <w:i/>
-              </w:rPr>
-              <w:t xml:space="preserve"> Денис Олегович</w:t>
+            <w:r>
+              <w:rPr>
+                <w:rFonts w:ascii="Times New Roman" w:eastAsia="Calibri" w:hAnsi="Times New Roman"/>
+                <w:i/>
+              </w:rPr>
+              <w:t>Степулёнок Денис Олегович</w:t>
             </w:r>
             <w:r>
               <w:rPr>
@@ -1716,21 +1624,12 @@
                 <w:rFonts w:ascii="Times New Roman" w:hAnsi="Times New Roman"/>
               </w:rPr>
             </w:pPr>
-            <w:proofErr w:type="spellStart"/>
-            <w:r>
-              <w:rPr>
-                <w:rFonts w:ascii="Times New Roman" w:hAnsi="Times New Roman"/>
-                <w:i/>
-              </w:rPr>
-              <w:t>Каб</w:t>
-            </w:r>
-            <w:proofErr w:type="spellEnd"/>
-            <w:r>
-              <w:rPr>
-                <w:rFonts w:ascii="Times New Roman" w:hAnsi="Times New Roman"/>
-                <w:i/>
-              </w:rPr>
-              <w:t>. Информатики</w:t>
+            <w:r>
+              <w:rPr>
+                <w:rFonts w:ascii="Times New Roman" w:hAnsi="Times New Roman"/>
+                <w:i/>
+              </w:rPr>
+              <w:t>Каб. Информатики</w:t>
             </w:r>
           </w:p>
         </w:tc>
@@ -1998,21 +1897,12 @@
                 <w:i/>
               </w:rPr>
             </w:pPr>
-            <w:proofErr w:type="spellStart"/>
-            <w:r>
-              <w:rPr>
-                <w:rFonts w:ascii="Times New Roman" w:eastAsia="Calibri" w:hAnsi="Times New Roman"/>
-                <w:i/>
-              </w:rPr>
-              <w:t>Степулёнок</w:t>
-            </w:r>
-            <w:proofErr w:type="spellEnd"/>
-            <w:r>
-              <w:rPr>
-                <w:rFonts w:ascii="Times New Roman" w:eastAsia="Calibri" w:hAnsi="Times New Roman"/>
-                <w:i/>
-              </w:rPr>
-              <w:t xml:space="preserve"> Денис Олегович</w:t>
+            <w:r>
+              <w:rPr>
+                <w:rFonts w:ascii="Times New Roman" w:eastAsia="Calibri" w:hAnsi="Times New Roman"/>
+                <w:i/>
+              </w:rPr>
+              <w:t>Степулёнок Денис Олегович</w:t>
             </w:r>
             <w:r>
               <w:rPr>
@@ -2030,21 +1920,12 @@
                 <w:rFonts w:ascii="Times New Roman" w:hAnsi="Times New Roman"/>
               </w:rPr>
             </w:pPr>
-            <w:proofErr w:type="spellStart"/>
-            <w:r>
-              <w:rPr>
-                <w:rFonts w:ascii="Times New Roman" w:hAnsi="Times New Roman"/>
-                <w:i/>
-              </w:rPr>
-              <w:t>Каб</w:t>
-            </w:r>
-            <w:proofErr w:type="spellEnd"/>
-            <w:r>
-              <w:rPr>
-                <w:rFonts w:ascii="Times New Roman" w:hAnsi="Times New Roman"/>
-                <w:i/>
-              </w:rPr>
-              <w:t>. информатики</w:t>
+            <w:r>
+              <w:rPr>
+                <w:rFonts w:ascii="Times New Roman" w:hAnsi="Times New Roman"/>
+                <w:i/>
+              </w:rPr>
+              <w:t>Каб. информатики</w:t>
             </w:r>
           </w:p>
         </w:tc>
@@ -2416,7 +2297,6 @@
                 <w:i/>
               </w:rPr>
             </w:pPr>
-            <w:proofErr w:type="spellStart"/>
             <w:r>
               <w:rPr>
                 <w:rFonts w:ascii="Times New Roman" w:hAnsi="Times New Roman"/>
@@ -2424,7 +2304,6 @@
               </w:rPr>
               <w:t>Степулёнок</w:t>
             </w:r>
-            <w:proofErr w:type="spellEnd"/>
             <w:r>
               <w:rPr>
                 <w:rFonts w:ascii="Times New Roman" w:hAnsi="Times New Roman"/>
@@ -2442,21 +2321,12 @@
                 <w:i/>
               </w:rPr>
             </w:pPr>
-            <w:proofErr w:type="spellStart"/>
-            <w:r>
-              <w:rPr>
-                <w:rFonts w:ascii="Times New Roman" w:hAnsi="Times New Roman"/>
-                <w:i/>
-              </w:rPr>
-              <w:t>Каб</w:t>
-            </w:r>
-            <w:proofErr w:type="spellEnd"/>
-            <w:r>
-              <w:rPr>
-                <w:rFonts w:ascii="Times New Roman" w:hAnsi="Times New Roman"/>
-                <w:i/>
-              </w:rPr>
-              <w:t>. Информатики</w:t>
+            <w:r>
+              <w:rPr>
+                <w:rFonts w:ascii="Times New Roman" w:hAnsi="Times New Roman"/>
+                <w:i/>
+              </w:rPr>
+              <w:t>Каб. Информатики</w:t>
             </w:r>
           </w:p>
           <w:p>
@@ -2698,7 +2568,6 @@
                 <w:i/>
               </w:rPr>
             </w:pPr>
-            <w:proofErr w:type="spellStart"/>
             <w:r>
               <w:rPr>
                 <w:rFonts w:ascii="Times New Roman" w:hAnsi="Times New Roman"/>
@@ -2706,7 +2575,6 @@
               </w:rPr>
               <w:t>Степулёнок</w:t>
             </w:r>
-            <w:proofErr w:type="spellEnd"/>
             <w:r>
               <w:rPr>
                 <w:rFonts w:ascii="Times New Roman" w:hAnsi="Times New Roman"/>
@@ -2723,21 +2591,12 @@
                 <w:rFonts w:ascii="Times New Roman" w:hAnsi="Times New Roman"/>
               </w:rPr>
             </w:pPr>
-            <w:proofErr w:type="spellStart"/>
-            <w:r>
-              <w:rPr>
-                <w:rFonts w:ascii="Times New Roman" w:hAnsi="Times New Roman"/>
-                <w:i/>
-              </w:rPr>
-              <w:t>Каб</w:t>
-            </w:r>
-            <w:proofErr w:type="spellEnd"/>
-            <w:r>
-              <w:rPr>
-                <w:rFonts w:ascii="Times New Roman" w:hAnsi="Times New Roman"/>
-                <w:i/>
-              </w:rPr>
-              <w:t>. Информатики</w:t>
+            <w:r>
+              <w:rPr>
+                <w:rFonts w:ascii="Times New Roman" w:hAnsi="Times New Roman"/>
+                <w:i/>
+              </w:rPr>
+              <w:t>Каб. Информатики</w:t>
             </w:r>
           </w:p>
         </w:tc>
@@ -3451,33 +3310,45 @@
                 <w:rFonts w:ascii="Times New Roman" w:hAnsi="Times New Roman"/>
                 <w:b/>
               </w:rPr>
-              <w:t>Лекция «Динамическое программирование».</w:t>
-            </w:r>
-          </w:p>
-          <w:p>
-            <w:pPr>
-              <w:spacing w:after="0" w:line="240" w:lineRule="auto"/>
-              <w:jc w:val="center"/>
-              <w:rPr>
-                <w:rFonts w:ascii="Times New Roman" w:hAnsi="Times New Roman"/>
-                <w:i/>
-              </w:rPr>
-            </w:pPr>
-            <w:proofErr w:type="spellStart"/>
-            <w:r>
-              <w:rPr>
-                <w:rFonts w:ascii="Times New Roman" w:hAnsi="Times New Roman"/>
-                <w:i/>
-              </w:rPr>
-              <w:t>Бурсиан</w:t>
-            </w:r>
-            <w:proofErr w:type="spellEnd"/>
-            <w:r>
-              <w:rPr>
-                <w:rFonts w:ascii="Times New Roman" w:hAnsi="Times New Roman"/>
-                <w:i/>
-              </w:rPr>
-              <w:t xml:space="preserve"> Ольга Викторовна</w:t>
+              <w:t>Лекция «</w:t>
+            </w:r>
+            <w:r>
+              <w:rPr>
+                <w:rFonts w:ascii="Times New Roman" w:hAnsi="Times New Roman"/>
+                <w:b/>
+              </w:rPr>
+              <w:t>Алгоритмы на строках</w:t>
+            </w:r>
+            <w:r>
+              <w:rPr>
+                <w:rFonts w:ascii="Times New Roman" w:hAnsi="Times New Roman"/>
+                <w:b/>
+              </w:rPr>
+              <w:t>».</w:t>
+            </w:r>
+          </w:p>
+          <w:p>
+            <w:pPr>
+              <w:spacing w:after="0" w:line="240" w:lineRule="auto"/>
+              <w:jc w:val="center"/>
+              <w:rPr>
+                <w:rFonts w:ascii="Times New Roman" w:hAnsi="Times New Roman"/>
+                <w:i/>
+              </w:rPr>
+            </w:pPr>
+            <w:r>
+              <w:rPr>
+                <w:rFonts w:ascii="Times New Roman" w:hAnsi="Times New Roman"/>
+                <w:i/>
+              </w:rPr>
+              <w:t>Степулёнок</w:t>
+            </w:r>
+            <w:r>
+              <w:rPr>
+                <w:rFonts w:ascii="Times New Roman" w:hAnsi="Times New Roman"/>
+                <w:i/>
+              </w:rPr>
+              <w:t xml:space="preserve"> Денис Олегович</w:t>
             </w:r>
             <w:r>
               <w:rPr>
@@ -3496,21 +3367,12 @@
                 <w:i/>
               </w:rPr>
             </w:pPr>
-            <w:proofErr w:type="spellStart"/>
-            <w:r>
-              <w:rPr>
-                <w:rFonts w:ascii="Times New Roman" w:hAnsi="Times New Roman"/>
-                <w:i/>
-              </w:rPr>
-              <w:t>Каб</w:t>
-            </w:r>
-            <w:proofErr w:type="spellEnd"/>
-            <w:r>
-              <w:rPr>
-                <w:rFonts w:ascii="Times New Roman" w:hAnsi="Times New Roman"/>
-                <w:i/>
-              </w:rPr>
-              <w:t>. и</w:t>
+            <w:r>
+              <w:rPr>
+                <w:rFonts w:ascii="Times New Roman" w:hAnsi="Times New Roman"/>
+                <w:i/>
+              </w:rPr>
+              <w:t>Каб. и</w:t>
             </w:r>
             <w:r>
               <w:rPr>
@@ -3722,7 +3584,21 @@
                 <w:rFonts w:ascii="Times New Roman" w:eastAsia="Calibri" w:hAnsi="Times New Roman"/>
                 <w:b/>
               </w:rPr>
-              <w:t>«Динамическое программирование»</w:t>
+              <w:t>«</w:t>
+            </w:r>
+            <w:r>
+              <w:rPr>
+                <w:rFonts w:ascii="Times New Roman" w:hAnsi="Times New Roman"/>
+                <w:b/>
+              </w:rPr>
+              <w:t>Алгоритмы на строках</w:t>
+            </w:r>
+            <w:r>
+              <w:rPr>
+                <w:rFonts w:ascii="Times New Roman" w:eastAsia="Calibri" w:hAnsi="Times New Roman"/>
+                <w:b/>
+              </w:rPr>
+              <w:t>»</w:t>
             </w:r>
             <w:r>
               <w:rPr>
@@ -3748,21 +3624,19 @@
               </w:rPr>
               <w:t xml:space="preserve"> </w:t>
             </w:r>
-            <w:proofErr w:type="spellStart"/>
-            <w:r>
-              <w:rPr>
-                <w:rFonts w:ascii="Times New Roman" w:hAnsi="Times New Roman"/>
-                <w:i/>
-              </w:rPr>
-              <w:t>Бурсиан</w:t>
-            </w:r>
-            <w:proofErr w:type="spellEnd"/>
-            <w:r>
-              <w:rPr>
-                <w:rFonts w:ascii="Times New Roman" w:hAnsi="Times New Roman"/>
-                <w:i/>
-              </w:rPr>
-              <w:t xml:space="preserve"> Ольга Викторовна</w:t>
+            <w:r>
+              <w:rPr>
+                <w:rFonts w:ascii="Times New Roman" w:hAnsi="Times New Roman"/>
+                <w:i/>
+              </w:rPr>
+              <w:t>Степулёнок</w:t>
+            </w:r>
+            <w:r>
+              <w:rPr>
+                <w:rFonts w:ascii="Times New Roman" w:hAnsi="Times New Roman"/>
+                <w:i/>
+              </w:rPr>
+              <w:t xml:space="preserve"> Денис Олегович</w:t>
             </w:r>
             <w:r>
               <w:rPr>
@@ -3785,23 +3659,7 @@
                 <w:rFonts w:ascii="Times New Roman" w:hAnsi="Times New Roman"/>
                 <w:i/>
               </w:rPr>
-              <w:t xml:space="preserve"> </w:t>
-            </w:r>
-            <w:proofErr w:type="spellStart"/>
-            <w:r>
-              <w:rPr>
-                <w:rFonts w:ascii="Times New Roman" w:hAnsi="Times New Roman"/>
-                <w:i/>
-              </w:rPr>
-              <w:t>Каб</w:t>
-            </w:r>
-            <w:proofErr w:type="spellEnd"/>
-            <w:r>
-              <w:rPr>
-                <w:rFonts w:ascii="Times New Roman" w:hAnsi="Times New Roman"/>
-                <w:i/>
-              </w:rPr>
-              <w:t>. информатики</w:t>
+              <w:t xml:space="preserve"> Каб. информатики</w:t>
             </w:r>
           </w:p>
           <w:p>
@@ -4134,7 +3992,23 @@
                 <w:rFonts w:ascii="Times New Roman" w:eastAsia="Calibri" w:hAnsi="Times New Roman"/>
                 <w:b/>
               </w:rPr>
-              <w:t>«Динамическое программирование»</w:t>
+              <w:t>«</w:t>
+            </w:r>
+            <w:r>
+              <w:rPr>
+                <w:rFonts w:ascii="Times New Roman" w:hAnsi="Times New Roman"/>
+                <w:b/>
+              </w:rPr>
+              <w:t>Алгоритмы на строках</w:t>
+            </w:r>
+            <w:bookmarkStart w:id="0" w:name="_GoBack"/>
+            <w:bookmarkEnd w:id="0"/>
+            <w:r>
+              <w:rPr>
+                <w:rFonts w:ascii="Times New Roman" w:eastAsia="Calibri" w:hAnsi="Times New Roman"/>
+                <w:b/>
+              </w:rPr>
+              <w:t>»</w:t>
             </w:r>
             <w:r>
               <w:rPr>
@@ -4160,21 +4034,19 @@
               </w:rPr>
               <w:t xml:space="preserve"> </w:t>
             </w:r>
-            <w:proofErr w:type="spellStart"/>
-            <w:r>
-              <w:rPr>
-                <w:rFonts w:ascii="Times New Roman" w:hAnsi="Times New Roman"/>
-                <w:i/>
-              </w:rPr>
-              <w:t>Бурсиан</w:t>
-            </w:r>
-            <w:proofErr w:type="spellEnd"/>
-            <w:r>
-              <w:rPr>
-                <w:rFonts w:ascii="Times New Roman" w:hAnsi="Times New Roman"/>
-                <w:i/>
-              </w:rPr>
-              <w:t xml:space="preserve"> Ольга Викторовна</w:t>
+            <w:r>
+              <w:rPr>
+                <w:rFonts w:ascii="Times New Roman" w:hAnsi="Times New Roman"/>
+                <w:i/>
+              </w:rPr>
+              <w:t>Степулёнок</w:t>
+            </w:r>
+            <w:r>
+              <w:rPr>
+                <w:rFonts w:ascii="Times New Roman" w:hAnsi="Times New Roman"/>
+                <w:i/>
+              </w:rPr>
+              <w:t xml:space="preserve"> Денис Олегович</w:t>
             </w:r>
             <w:r>
               <w:rPr>
@@ -4203,21 +4075,12 @@
               </w:rPr>
               <w:t xml:space="preserve"> </w:t>
             </w:r>
-            <w:proofErr w:type="spellStart"/>
-            <w:r>
-              <w:rPr>
-                <w:rFonts w:ascii="Times New Roman" w:hAnsi="Times New Roman"/>
-                <w:i/>
-              </w:rPr>
-              <w:t>Каб</w:t>
-            </w:r>
-            <w:proofErr w:type="spellEnd"/>
-            <w:r>
-              <w:rPr>
-                <w:rFonts w:ascii="Times New Roman" w:hAnsi="Times New Roman"/>
-                <w:i/>
-              </w:rPr>
-              <w:t xml:space="preserve">. информатики </w:t>
+            <w:r>
+              <w:rPr>
+                <w:rFonts w:ascii="Times New Roman" w:hAnsi="Times New Roman"/>
+                <w:i/>
+              </w:rPr>
+              <w:t xml:space="preserve">Каб. информатики </w:t>
             </w:r>
           </w:p>
         </w:tc>
@@ -4398,7 +4261,6 @@
                 <w:i/>
               </w:rPr>
             </w:pPr>
-            <w:proofErr w:type="spellStart"/>
             <w:r>
               <w:rPr>
                 <w:rFonts w:ascii="Times New Roman" w:hAnsi="Times New Roman"/>
@@ -4406,7 +4268,6 @@
               </w:rPr>
               <w:t>Степулёнок</w:t>
             </w:r>
-            <w:proofErr w:type="spellEnd"/>
             <w:r>
               <w:rPr>
                 <w:rFonts w:ascii="Times New Roman" w:hAnsi="Times New Roman"/>
@@ -4504,47 +4365,29 @@
                 <w:i/>
               </w:rPr>
             </w:pPr>
-            <w:proofErr w:type="spellStart"/>
-            <w:r>
-              <w:rPr>
-                <w:rFonts w:ascii="Times New Roman" w:hAnsi="Times New Roman"/>
-                <w:i/>
-              </w:rPr>
-              <w:t>Бурсиан</w:t>
-            </w:r>
-            <w:proofErr w:type="spellEnd"/>
-            <w:r>
-              <w:rPr>
-                <w:rFonts w:ascii="Times New Roman" w:hAnsi="Times New Roman"/>
-                <w:i/>
-              </w:rPr>
-              <w:t xml:space="preserve"> Ольга Викторовна</w:t>
-            </w:r>
-          </w:p>
-          <w:p>
-            <w:pPr>
-              <w:spacing w:after="0" w:line="240" w:lineRule="auto"/>
-              <w:jc w:val="center"/>
-              <w:rPr>
-                <w:rFonts w:ascii="Times New Roman" w:hAnsi="Times New Roman"/>
-                <w:b/>
-              </w:rPr>
-            </w:pPr>
-            <w:proofErr w:type="spellStart"/>
-            <w:r>
-              <w:rPr>
-                <w:rFonts w:ascii="Times New Roman" w:hAnsi="Times New Roman"/>
-                <w:i/>
-              </w:rPr>
-              <w:t>Каб</w:t>
-            </w:r>
-            <w:proofErr w:type="spellEnd"/>
-            <w:r>
-              <w:rPr>
-                <w:rFonts w:ascii="Times New Roman" w:hAnsi="Times New Roman"/>
-                <w:i/>
-              </w:rPr>
-              <w:t>. и</w:t>
+            <w:r>
+              <w:rPr>
+                <w:rFonts w:ascii="Times New Roman" w:hAnsi="Times New Roman"/>
+                <w:i/>
+              </w:rPr>
+              <w:t>Бурсиан Ольга Викторовна</w:t>
+            </w:r>
+          </w:p>
+          <w:p>
+            <w:pPr>
+              <w:spacing w:after="0" w:line="240" w:lineRule="auto"/>
+              <w:jc w:val="center"/>
+              <w:rPr>
+                <w:rFonts w:ascii="Times New Roman" w:hAnsi="Times New Roman"/>
+                <w:b/>
+              </w:rPr>
+            </w:pPr>
+            <w:r>
+              <w:rPr>
+                <w:rFonts w:ascii="Times New Roman" w:hAnsi="Times New Roman"/>
+                <w:i/>
+              </w:rPr>
+              <w:t>Каб. и</w:t>
             </w:r>
             <w:r>
               <w:rPr>
@@ -4695,171 +4538,144 @@
                 <w:rFonts w:ascii="Times New Roman" w:hAnsi="Times New Roman"/>
                 <w:i/>
               </w:rPr>
+              <w:t xml:space="preserve"> Степулёнок</w:t>
+            </w:r>
+            <w:r>
+              <w:rPr>
+                <w:rFonts w:ascii="Times New Roman" w:hAnsi="Times New Roman"/>
+                <w:i/>
+              </w:rPr>
+              <w:t xml:space="preserve"> Денис Олегович</w:t>
+            </w:r>
+            <w:r>
+              <w:rPr>
+                <w:rFonts w:ascii="Times New Roman" w:hAnsi="Times New Roman"/>
+                <w:i/>
+              </w:rPr>
+              <w:t xml:space="preserve">, </w:t>
+            </w:r>
+          </w:p>
+          <w:p>
+            <w:pPr>
+              <w:spacing w:after="0" w:line="240" w:lineRule="auto"/>
+              <w:jc w:val="center"/>
+              <w:rPr>
+                <w:rFonts w:ascii="Times New Roman" w:hAnsi="Times New Roman"/>
+                <w:b/>
+              </w:rPr>
+            </w:pPr>
+            <w:r>
+              <w:rPr>
+                <w:rFonts w:ascii="Times New Roman" w:hAnsi="Times New Roman"/>
+                <w:i/>
+              </w:rPr>
+              <w:t>Ауд. №3</w:t>
+            </w:r>
+          </w:p>
+        </w:tc>
+        <w:tc>
+          <w:tcPr>
+            <w:tcW w:w="6123" w:type="dxa"/>
+            <w:tcBorders>
+              <w:left w:val="single" w:sz="4" w:space="0" w:color="auto"/>
+              <w:right w:val="single" w:sz="4" w:space="0" w:color="auto"/>
+            </w:tcBorders>
+            <w:shd w:val="clear" w:color="auto" w:fill="auto"/>
+          </w:tcPr>
+          <w:p>
+            <w:pPr>
+              <w:spacing w:after="0" w:line="240" w:lineRule="auto"/>
+              <w:jc w:val="center"/>
+              <w:rPr>
+                <w:rFonts w:ascii="Times New Roman" w:hAnsi="Times New Roman"/>
+                <w:b/>
+              </w:rPr>
+            </w:pPr>
+            <w:r>
+              <w:rPr>
+                <w:rFonts w:ascii="Times New Roman" w:hAnsi="Times New Roman"/>
+                <w:b/>
+              </w:rPr>
+              <w:t xml:space="preserve">Решение задач на тему </w:t>
+            </w:r>
+          </w:p>
+          <w:p>
+            <w:pPr>
+              <w:spacing w:after="0" w:line="240" w:lineRule="auto"/>
+              <w:jc w:val="center"/>
+              <w:rPr>
+                <w:rFonts w:ascii="Times New Roman" w:hAnsi="Times New Roman"/>
+                <w:b/>
+              </w:rPr>
+            </w:pPr>
+            <w:r>
+              <w:rPr>
+                <w:rFonts w:ascii="Times New Roman" w:hAnsi="Times New Roman"/>
+                <w:b/>
+              </w:rPr>
+              <w:t>«</w:t>
+            </w:r>
+            <w:r>
+              <w:rPr>
+                <w:rFonts w:ascii="Times New Roman" w:hAnsi="Times New Roman"/>
+                <w:b/>
+              </w:rPr>
+              <w:t>Алгоритмы на строках</w:t>
+            </w:r>
+            <w:r>
+              <w:rPr>
+                <w:rFonts w:ascii="Times New Roman" w:hAnsi="Times New Roman"/>
+                <w:b/>
+              </w:rPr>
+              <w:t>»</w:t>
+            </w:r>
+            <w:r>
+              <w:rPr>
+                <w:rFonts w:ascii="Times New Roman" w:hAnsi="Times New Roman"/>
+                <w:b/>
+              </w:rPr>
+              <w:t xml:space="preserve">. </w:t>
+            </w:r>
+          </w:p>
+          <w:p>
+            <w:pPr>
+              <w:spacing w:after="0" w:line="240" w:lineRule="auto"/>
+              <w:jc w:val="center"/>
+              <w:rPr>
+                <w:rFonts w:ascii="Times New Roman" w:hAnsi="Times New Roman"/>
+                <w:i/>
+              </w:rPr>
+            </w:pPr>
+            <w:r>
+              <w:rPr>
+                <w:rFonts w:ascii="Times New Roman" w:hAnsi="Times New Roman"/>
+                <w:i/>
+              </w:rPr>
+              <w:t>Бурсиан Ольга Викторовна</w:t>
+            </w:r>
+            <w:r>
+              <w:rPr>
+                <w:rFonts w:ascii="Times New Roman" w:hAnsi="Times New Roman"/>
+                <w:i/>
+              </w:rPr>
               <w:t xml:space="preserve"> </w:t>
             </w:r>
-            <w:proofErr w:type="spellStart"/>
-            <w:r>
-              <w:rPr>
-                <w:rFonts w:ascii="Times New Roman" w:hAnsi="Times New Roman"/>
-                <w:i/>
-              </w:rPr>
-              <w:t>Степулёнок</w:t>
-            </w:r>
-            <w:proofErr w:type="spellEnd"/>
-            <w:r>
-              <w:rPr>
-                <w:rFonts w:ascii="Times New Roman" w:hAnsi="Times New Roman"/>
-                <w:i/>
-              </w:rPr>
-              <w:t xml:space="preserve"> Денис Олегович</w:t>
-            </w:r>
-            <w:r>
-              <w:rPr>
-                <w:rFonts w:ascii="Times New Roman" w:hAnsi="Times New Roman"/>
-                <w:i/>
-              </w:rPr>
-              <w:t xml:space="preserve">, </w:t>
-            </w:r>
-          </w:p>
-          <w:p>
-            <w:pPr>
-              <w:spacing w:after="0" w:line="240" w:lineRule="auto"/>
-              <w:jc w:val="center"/>
-              <w:rPr>
-                <w:rFonts w:ascii="Times New Roman" w:hAnsi="Times New Roman"/>
-                <w:b/>
-              </w:rPr>
-            </w:pPr>
-            <w:r>
-              <w:rPr>
-                <w:rFonts w:ascii="Times New Roman" w:hAnsi="Times New Roman"/>
-                <w:i/>
-              </w:rPr>
-              <w:t>Ауд. №3</w:t>
-            </w:r>
-          </w:p>
-        </w:tc>
-        <w:tc>
-          <w:tcPr>
-            <w:tcW w:w="6123" w:type="dxa"/>
-            <w:tcBorders>
-              <w:left w:val="single" w:sz="4" w:space="0" w:color="auto"/>
-              <w:right w:val="single" w:sz="4" w:space="0" w:color="auto"/>
-            </w:tcBorders>
-            <w:shd w:val="clear" w:color="auto" w:fill="auto"/>
-          </w:tcPr>
-          <w:p>
-            <w:pPr>
-              <w:spacing w:after="0" w:line="240" w:lineRule="auto"/>
-              <w:jc w:val="center"/>
-              <w:rPr>
-                <w:rFonts w:ascii="Times New Roman" w:hAnsi="Times New Roman"/>
-                <w:b/>
-              </w:rPr>
-            </w:pPr>
-            <w:r>
-              <w:rPr>
-                <w:rFonts w:ascii="Times New Roman" w:hAnsi="Times New Roman"/>
-                <w:b/>
-              </w:rPr>
-              <w:t xml:space="preserve">Решение задач на тему </w:t>
-            </w:r>
-          </w:p>
-          <w:p>
-            <w:pPr>
-              <w:spacing w:after="0" w:line="240" w:lineRule="auto"/>
-              <w:jc w:val="center"/>
-              <w:rPr>
-                <w:rFonts w:ascii="Times New Roman" w:hAnsi="Times New Roman"/>
-                <w:b/>
-              </w:rPr>
-            </w:pPr>
-            <w:r>
-              <w:rPr>
-                <w:rFonts w:ascii="Times New Roman" w:hAnsi="Times New Roman"/>
-                <w:b/>
-              </w:rPr>
-              <w:t>«</w:t>
-            </w:r>
-            <w:r>
-              <w:rPr>
-                <w:rFonts w:ascii="Times New Roman" w:hAnsi="Times New Roman"/>
-                <w:b/>
-              </w:rPr>
-              <w:t>Алгоритмы на строках</w:t>
-            </w:r>
-            <w:r>
-              <w:rPr>
-                <w:rFonts w:ascii="Times New Roman" w:hAnsi="Times New Roman"/>
-                <w:b/>
-              </w:rPr>
-              <w:t>»</w:t>
-            </w:r>
-            <w:r>
-              <w:rPr>
-                <w:rFonts w:ascii="Times New Roman" w:hAnsi="Times New Roman"/>
-                <w:b/>
-              </w:rPr>
-              <w:t xml:space="preserve">. </w:t>
-            </w:r>
-          </w:p>
-          <w:p>
-            <w:pPr>
-              <w:spacing w:after="0" w:line="240" w:lineRule="auto"/>
-              <w:jc w:val="center"/>
-              <w:rPr>
-                <w:rFonts w:ascii="Times New Roman" w:hAnsi="Times New Roman"/>
-                <w:i/>
-              </w:rPr>
-            </w:pPr>
-            <w:proofErr w:type="spellStart"/>
-            <w:r>
-              <w:rPr>
-                <w:rFonts w:ascii="Times New Roman" w:hAnsi="Times New Roman"/>
-                <w:i/>
-              </w:rPr>
-              <w:t>Бурсиан</w:t>
-            </w:r>
-            <w:proofErr w:type="spellEnd"/>
-            <w:r>
-              <w:rPr>
-                <w:rFonts w:ascii="Times New Roman" w:hAnsi="Times New Roman"/>
-                <w:i/>
-              </w:rPr>
-              <w:t xml:space="preserve"> Ольга Викторовна</w:t>
-            </w:r>
-            <w:r>
-              <w:rPr>
-                <w:rFonts w:ascii="Times New Roman" w:hAnsi="Times New Roman"/>
-                <w:i/>
-              </w:rPr>
-              <w:t xml:space="preserve"> </w:t>
-            </w:r>
-          </w:p>
-          <w:p>
-            <w:pPr>
-              <w:spacing w:after="0" w:line="240" w:lineRule="auto"/>
-              <w:jc w:val="center"/>
-              <w:rPr>
-                <w:rFonts w:ascii="Times New Roman" w:hAnsi="Times New Roman"/>
-                <w:b/>
-              </w:rPr>
-            </w:pPr>
-            <w:proofErr w:type="spellStart"/>
-            <w:r>
-              <w:rPr>
-                <w:rFonts w:ascii="Times New Roman" w:hAnsi="Times New Roman"/>
-                <w:i/>
-              </w:rPr>
-              <w:t>Каб</w:t>
-            </w:r>
-            <w:proofErr w:type="spellEnd"/>
-            <w:r>
-              <w:rPr>
-                <w:rFonts w:ascii="Times New Roman" w:hAnsi="Times New Roman"/>
-                <w:i/>
-              </w:rPr>
-              <w:t>. и</w:t>
+          </w:p>
+          <w:p>
+            <w:pPr>
+              <w:spacing w:after="0" w:line="240" w:lineRule="auto"/>
+              <w:jc w:val="center"/>
+              <w:rPr>
+                <w:rFonts w:ascii="Times New Roman" w:hAnsi="Times New Roman"/>
+                <w:b/>
+              </w:rPr>
+            </w:pPr>
+            <w:r>
+              <w:rPr>
+                <w:rFonts w:ascii="Times New Roman" w:hAnsi="Times New Roman"/>
+                <w:i/>
+              </w:rPr>
+              <w:t>Каб. и</w:t>
             </w:r>
             <w:r>
               <w:rPr>
@@ -5006,7 +4822,6 @@
                 <w:i/>
               </w:rPr>
             </w:pPr>
-            <w:proofErr w:type="spellStart"/>
             <w:r>
               <w:rPr>
                 <w:rFonts w:ascii="Times New Roman" w:hAnsi="Times New Roman"/>
@@ -5014,7 +4829,6 @@
               </w:rPr>
               <w:t>Степулёнок</w:t>
             </w:r>
-            <w:proofErr w:type="spellEnd"/>
             <w:r>
               <w:rPr>
                 <w:rFonts w:ascii="Times New Roman" w:hAnsi="Times New Roman"/>
@@ -5107,21 +4921,12 @@
                 <w:i/>
               </w:rPr>
             </w:pPr>
-            <w:proofErr w:type="spellStart"/>
-            <w:r>
-              <w:rPr>
-                <w:rFonts w:ascii="Times New Roman" w:hAnsi="Times New Roman"/>
-                <w:i/>
-              </w:rPr>
-              <w:t>Бурсиан</w:t>
-            </w:r>
-            <w:proofErr w:type="spellEnd"/>
-            <w:r>
-              <w:rPr>
-                <w:rFonts w:ascii="Times New Roman" w:hAnsi="Times New Roman"/>
-                <w:i/>
-              </w:rPr>
-              <w:t xml:space="preserve"> Ольга Викторовна</w:t>
+            <w:r>
+              <w:rPr>
+                <w:rFonts w:ascii="Times New Roman" w:hAnsi="Times New Roman"/>
+                <w:i/>
+              </w:rPr>
+              <w:t>Бурсиан Ольга Викторовна</w:t>
             </w:r>
             <w:r>
               <w:rPr>
@@ -5139,21 +4944,12 @@
                 <w:rFonts w:ascii="Times New Roman" w:hAnsi="Times New Roman"/>
               </w:rPr>
             </w:pPr>
-            <w:proofErr w:type="spellStart"/>
-            <w:r>
-              <w:rPr>
-                <w:rFonts w:ascii="Times New Roman" w:hAnsi="Times New Roman"/>
-                <w:i/>
-              </w:rPr>
-              <w:t>Каб</w:t>
-            </w:r>
-            <w:proofErr w:type="spellEnd"/>
-            <w:r>
-              <w:rPr>
-                <w:rFonts w:ascii="Times New Roman" w:hAnsi="Times New Roman"/>
-                <w:i/>
-              </w:rPr>
-              <w:t>. Информатики</w:t>
+            <w:r>
+              <w:rPr>
+                <w:rFonts w:ascii="Times New Roman" w:hAnsi="Times New Roman"/>
+                <w:i/>
+              </w:rPr>
+              <w:t>Каб. Информатики</w:t>
             </w:r>
           </w:p>
         </w:tc>
@@ -5652,7 +5448,6 @@
                 <w:i/>
               </w:rPr>
             </w:pPr>
-            <w:proofErr w:type="spellStart"/>
             <w:r>
               <w:rPr>
                 <w:rFonts w:ascii="Times New Roman" w:hAnsi="Times New Roman"/>
@@ -5660,7 +5455,6 @@
               </w:rPr>
               <w:t>Степулёнок</w:t>
             </w:r>
-            <w:proofErr w:type="spellEnd"/>
             <w:r>
               <w:rPr>
                 <w:rFonts w:ascii="Times New Roman" w:hAnsi="Times New Roman"/>
@@ -5692,21 +5486,12 @@
                 <w:i/>
               </w:rPr>
             </w:pPr>
-            <w:proofErr w:type="spellStart"/>
-            <w:r>
-              <w:rPr>
-                <w:rFonts w:ascii="Times New Roman" w:hAnsi="Times New Roman"/>
-                <w:i/>
-              </w:rPr>
-              <w:t>Каб</w:t>
-            </w:r>
-            <w:proofErr w:type="spellEnd"/>
-            <w:r>
-              <w:rPr>
-                <w:rFonts w:ascii="Times New Roman" w:hAnsi="Times New Roman"/>
-                <w:i/>
-              </w:rPr>
-              <w:t xml:space="preserve">. </w:t>
+            <w:r>
+              <w:rPr>
+                <w:rFonts w:ascii="Times New Roman" w:hAnsi="Times New Roman"/>
+                <w:i/>
+              </w:rPr>
+              <w:t xml:space="preserve">Каб. </w:t>
             </w:r>
             <w:r>
               <w:rPr>
@@ -5917,7 +5702,6 @@
                 <w:i/>
               </w:rPr>
             </w:pPr>
-            <w:proofErr w:type="spellStart"/>
             <w:r>
               <w:rPr>
                 <w:rFonts w:ascii="Times New Roman" w:hAnsi="Times New Roman"/>
@@ -5925,7 +5709,6 @@
               </w:rPr>
               <w:t>Степулёнок</w:t>
             </w:r>
-            <w:proofErr w:type="spellEnd"/>
             <w:r>
               <w:rPr>
                 <w:rFonts w:ascii="Times New Roman" w:hAnsi="Times New Roman"/>
@@ -5949,21 +5732,12 @@
                 <w:rFonts w:ascii="Times New Roman" w:hAnsi="Times New Roman"/>
               </w:rPr>
             </w:pPr>
-            <w:proofErr w:type="spellStart"/>
-            <w:r>
-              <w:rPr>
-                <w:rFonts w:ascii="Times New Roman" w:hAnsi="Times New Roman"/>
-                <w:i/>
-              </w:rPr>
-              <w:t>Каб</w:t>
-            </w:r>
-            <w:proofErr w:type="spellEnd"/>
-            <w:r>
-              <w:rPr>
-                <w:rFonts w:ascii="Times New Roman" w:hAnsi="Times New Roman"/>
-                <w:i/>
-              </w:rPr>
-              <w:t xml:space="preserve">. </w:t>
+            <w:r>
+              <w:rPr>
+                <w:rFonts w:ascii="Times New Roman" w:hAnsi="Times New Roman"/>
+                <w:i/>
+              </w:rPr>
+              <w:t xml:space="preserve">Каб. </w:t>
             </w:r>
             <w:r>
               <w:rPr>
@@ -6608,7 +6382,6 @@
                 <w:i/>
               </w:rPr>
             </w:pPr>
-            <w:proofErr w:type="spellStart"/>
             <w:r>
               <w:rPr>
                 <w:rFonts w:ascii="Times New Roman" w:hAnsi="Times New Roman"/>
@@ -6616,7 +6389,6 @@
               </w:rPr>
               <w:t>Степулёнок</w:t>
             </w:r>
-            <w:proofErr w:type="spellEnd"/>
             <w:r>
               <w:rPr>
                 <w:rFonts w:ascii="Times New Roman" w:hAnsi="Times New Roman"/>
@@ -6648,21 +6420,12 @@
                 <w:i/>
               </w:rPr>
             </w:pPr>
-            <w:proofErr w:type="spellStart"/>
-            <w:r>
-              <w:rPr>
-                <w:rFonts w:ascii="Times New Roman" w:hAnsi="Times New Roman"/>
-                <w:i/>
-              </w:rPr>
-              <w:t>Каб</w:t>
-            </w:r>
-            <w:proofErr w:type="spellEnd"/>
-            <w:r>
-              <w:rPr>
-                <w:rFonts w:ascii="Times New Roman" w:hAnsi="Times New Roman"/>
-                <w:i/>
-              </w:rPr>
-              <w:t xml:space="preserve">. </w:t>
+            <w:r>
+              <w:rPr>
+                <w:rFonts w:ascii="Times New Roman" w:hAnsi="Times New Roman"/>
+                <w:i/>
+              </w:rPr>
+              <w:t xml:space="preserve">Каб. </w:t>
             </w:r>
             <w:r>
               <w:rPr>
@@ -6963,7 +6726,6 @@
                 <w:i/>
               </w:rPr>
             </w:pPr>
-            <w:proofErr w:type="spellStart"/>
             <w:r>
               <w:rPr>
                 <w:rFonts w:ascii="Times New Roman" w:hAnsi="Times New Roman"/>
@@ -6971,7 +6733,6 @@
               </w:rPr>
               <w:t>Степулёнок</w:t>
             </w:r>
-            <w:proofErr w:type="spellEnd"/>
             <w:r>
               <w:rPr>
                 <w:rFonts w:ascii="Times New Roman" w:hAnsi="Times New Roman"/>
@@ -6998,21 +6759,12 @@
                 <w:rFonts w:ascii="Times New Roman" w:hAnsi="Times New Roman"/>
               </w:rPr>
             </w:pPr>
-            <w:proofErr w:type="spellStart"/>
-            <w:r>
-              <w:rPr>
-                <w:rFonts w:ascii="Times New Roman" w:hAnsi="Times New Roman"/>
-                <w:i/>
-              </w:rPr>
-              <w:t>Каб</w:t>
-            </w:r>
-            <w:proofErr w:type="spellEnd"/>
-            <w:r>
-              <w:rPr>
-                <w:rFonts w:ascii="Times New Roman" w:hAnsi="Times New Roman"/>
-                <w:i/>
-              </w:rPr>
-              <w:t xml:space="preserve">. </w:t>
+            <w:r>
+              <w:rPr>
+                <w:rFonts w:ascii="Times New Roman" w:hAnsi="Times New Roman"/>
+                <w:i/>
+              </w:rPr>
+              <w:t xml:space="preserve">Каб. </w:t>
             </w:r>
             <w:r>
               <w:rPr>
@@ -7257,7 +7009,6 @@
                 <w:i/>
               </w:rPr>
             </w:pPr>
-            <w:proofErr w:type="spellStart"/>
             <w:r>
               <w:rPr>
                 <w:rFonts w:ascii="Times New Roman" w:hAnsi="Times New Roman"/>
@@ -7265,7 +7016,6 @@
               </w:rPr>
               <w:t>Степулёнок</w:t>
             </w:r>
-            <w:proofErr w:type="spellEnd"/>
             <w:r>
               <w:rPr>
                 <w:rFonts w:ascii="Times New Roman" w:hAnsi="Times New Roman"/>

--- a/schedule/2016_march.docx
+++ b/schedule/2016_march.docx
@@ -4001,8 +4001,6 @@
               </w:rPr>
               <w:t>Алгоритмы на строках</w:t>
             </w:r>
-            <w:bookmarkStart w:id="0" w:name="_GoBack"/>
-            <w:bookmarkEnd w:id="0"/>
             <w:r>
               <w:rPr>
                 <w:rFonts w:ascii="Times New Roman" w:eastAsia="Calibri" w:hAnsi="Times New Roman"/>
@@ -4249,18 +4247,123 @@
                 <w:rFonts w:ascii="Times New Roman" w:hAnsi="Times New Roman"/>
                 <w:b/>
               </w:rPr>
-              <w:t>Динамическое программирование</w:t>
-            </w:r>
-          </w:p>
-          <w:p>
-            <w:pPr>
-              <w:spacing w:after="0" w:line="240" w:lineRule="auto"/>
-              <w:jc w:val="center"/>
-              <w:rPr>
-                <w:rFonts w:ascii="Times New Roman" w:hAnsi="Times New Roman"/>
-                <w:i/>
-              </w:rPr>
-            </w:pPr>
+              <w:t>Вычислительная геометрия</w:t>
+            </w:r>
+          </w:p>
+          <w:p>
+            <w:pPr>
+              <w:spacing w:after="0" w:line="240" w:lineRule="auto"/>
+              <w:jc w:val="center"/>
+              <w:rPr>
+                <w:rFonts w:ascii="Times New Roman" w:hAnsi="Times New Roman"/>
+                <w:i/>
+              </w:rPr>
+            </w:pPr>
+            <w:r>
+              <w:rPr>
+                <w:rFonts w:ascii="Times New Roman" w:eastAsia="Calibri" w:hAnsi="Times New Roman"/>
+                <w:i/>
+              </w:rPr>
+              <w:t>Кольцов Максим Алексеевич</w:t>
+            </w:r>
+            <w:r>
+              <w:rPr>
+                <w:rFonts w:ascii="Times New Roman" w:eastAsia="Calibri" w:hAnsi="Times New Roman"/>
+                <w:i/>
+              </w:rPr>
+              <w:t>,</w:t>
+            </w:r>
+          </w:p>
+          <w:p>
+            <w:pPr>
+              <w:spacing w:after="0" w:line="240" w:lineRule="auto"/>
+              <w:jc w:val="center"/>
+              <w:rPr>
+                <w:rFonts w:ascii="Times New Roman" w:hAnsi="Times New Roman"/>
+                <w:b/>
+              </w:rPr>
+            </w:pPr>
+            <w:r>
+              <w:rPr>
+                <w:rFonts w:ascii="Times New Roman" w:hAnsi="Times New Roman"/>
+                <w:i/>
+              </w:rPr>
+              <w:t>Ауд. №3</w:t>
+            </w:r>
+          </w:p>
+        </w:tc>
+        <w:tc>
+          <w:tcPr>
+            <w:tcW w:w="6123" w:type="dxa"/>
+            <w:tcBorders>
+              <w:top w:val="single" w:sz="4" w:space="0" w:color="auto"/>
+              <w:left w:val="single" w:sz="4" w:space="0" w:color="auto"/>
+              <w:right w:val="single" w:sz="4" w:space="0" w:color="auto"/>
+            </w:tcBorders>
+            <w:shd w:val="clear" w:color="auto" w:fill="auto"/>
+          </w:tcPr>
+          <w:p>
+            <w:pPr>
+              <w:spacing w:after="0" w:line="240" w:lineRule="auto"/>
+              <w:jc w:val="center"/>
+              <w:rPr>
+                <w:rFonts w:ascii="Times New Roman" w:hAnsi="Times New Roman"/>
+                <w:b/>
+              </w:rPr>
+            </w:pPr>
+            <w:r>
+              <w:rPr>
+                <w:rFonts w:ascii="Times New Roman" w:hAnsi="Times New Roman"/>
+                <w:b/>
+              </w:rPr>
+              <w:t>Решение задач на тему</w:t>
+            </w:r>
+            <w:r>
+              <w:rPr>
+                <w:rFonts w:ascii="Times New Roman" w:hAnsi="Times New Roman"/>
+                <w:b/>
+              </w:rPr>
+              <w:t xml:space="preserve"> </w:t>
+            </w:r>
+            <w:r>
+              <w:rPr>
+                <w:rFonts w:ascii="Times New Roman" w:hAnsi="Times New Roman"/>
+                <w:b/>
+              </w:rPr>
+              <w:t>«</w:t>
+            </w:r>
+            <w:r>
+              <w:rPr>
+                <w:rFonts w:ascii="Times New Roman" w:hAnsi="Times New Roman"/>
+                <w:b/>
+              </w:rPr>
+              <w:t>Теория игр</w:t>
+            </w:r>
+            <w:r>
+              <w:rPr>
+                <w:rFonts w:ascii="Times New Roman" w:hAnsi="Times New Roman"/>
+                <w:b/>
+              </w:rPr>
+              <w:t>»</w:t>
+            </w:r>
+            <w:r>
+              <w:rPr>
+                <w:rFonts w:ascii="Times New Roman" w:hAnsi="Times New Roman"/>
+                <w:b/>
+              </w:rPr>
+              <w:t xml:space="preserve">. </w:t>
+            </w:r>
+          </w:p>
+          <w:p>
+            <w:pPr>
+              <w:spacing w:after="0" w:line="240" w:lineRule="auto"/>
+              <w:jc w:val="center"/>
+              <w:rPr>
+                <w:rFonts w:ascii="Times New Roman" w:hAnsi="Times New Roman"/>
+                <w:i/>
+              </w:rPr>
+            </w:pPr>
+            <w:proofErr w:type="spellStart"/>
             <w:r>
               <w:rPr>
                 <w:rFonts w:ascii="Times New Roman" w:hAnsi="Times New Roman"/>
@@ -4268,6 +4371,7 @@
               </w:rPr>
               <w:t>Степулёнок</w:t>
             </w:r>
+            <w:proofErr w:type="spellEnd"/>
             <w:r>
               <w:rPr>
                 <w:rFonts w:ascii="Times New Roman" w:hAnsi="Times New Roman"/>
@@ -4280,114 +4384,33 @@
                 <w:rFonts w:ascii="Times New Roman" w:hAnsi="Times New Roman"/>
                 <w:i/>
               </w:rPr>
-              <w:t xml:space="preserve"> </w:t>
-            </w:r>
-          </w:p>
-          <w:p>
-            <w:pPr>
-              <w:spacing w:after="0" w:line="240" w:lineRule="auto"/>
-              <w:jc w:val="center"/>
-              <w:rPr>
-                <w:rFonts w:ascii="Times New Roman" w:hAnsi="Times New Roman"/>
-                <w:b/>
-              </w:rPr>
-            </w:pPr>
-            <w:r>
-              <w:rPr>
-                <w:rFonts w:ascii="Times New Roman" w:hAnsi="Times New Roman"/>
-                <w:i/>
-              </w:rPr>
-              <w:t>Ауд. №3</w:t>
-            </w:r>
-          </w:p>
-        </w:tc>
-        <w:tc>
-          <w:tcPr>
-            <w:tcW w:w="6123" w:type="dxa"/>
-            <w:tcBorders>
-              <w:top w:val="single" w:sz="4" w:space="0" w:color="auto"/>
-              <w:left w:val="single" w:sz="4" w:space="0" w:color="auto"/>
-              <w:right w:val="single" w:sz="4" w:space="0" w:color="auto"/>
-            </w:tcBorders>
-            <w:shd w:val="clear" w:color="auto" w:fill="auto"/>
-          </w:tcPr>
-          <w:p>
-            <w:pPr>
-              <w:spacing w:after="0" w:line="240" w:lineRule="auto"/>
-              <w:jc w:val="center"/>
-              <w:rPr>
-                <w:rFonts w:ascii="Times New Roman" w:hAnsi="Times New Roman"/>
-                <w:b/>
-              </w:rPr>
-            </w:pPr>
-            <w:r>
-              <w:rPr>
-                <w:rFonts w:ascii="Times New Roman" w:hAnsi="Times New Roman"/>
-                <w:b/>
-              </w:rPr>
-              <w:t xml:space="preserve">Лекции </w:t>
-            </w:r>
-            <w:r>
-              <w:rPr>
-                <w:rFonts w:ascii="Times New Roman" w:hAnsi="Times New Roman"/>
-                <w:b/>
-              </w:rPr>
-              <w:t>«</w:t>
-            </w:r>
-            <w:r>
-              <w:rPr>
-                <w:rFonts w:ascii="Times New Roman" w:hAnsi="Times New Roman"/>
-                <w:b/>
-              </w:rPr>
-              <w:t>Алгоритмы на строках</w:t>
-            </w:r>
-            <w:r>
-              <w:rPr>
-                <w:rFonts w:ascii="Times New Roman" w:hAnsi="Times New Roman"/>
-                <w:b/>
-              </w:rPr>
-              <w:t>»</w:t>
-            </w:r>
-            <w:r>
-              <w:rPr>
-                <w:rFonts w:ascii="Times New Roman" w:hAnsi="Times New Roman"/>
-                <w:b/>
-              </w:rPr>
-              <w:t xml:space="preserve">. </w:t>
-            </w:r>
-          </w:p>
-          <w:p>
-            <w:pPr>
-              <w:spacing w:after="0" w:line="240" w:lineRule="auto"/>
-              <w:jc w:val="center"/>
-              <w:rPr>
-                <w:rFonts w:ascii="Times New Roman" w:hAnsi="Times New Roman"/>
-                <w:i/>
-              </w:rPr>
-            </w:pPr>
-            <w:r>
-              <w:rPr>
-                <w:rFonts w:ascii="Times New Roman" w:hAnsi="Times New Roman"/>
-                <w:i/>
-              </w:rPr>
-              <w:t>Бурсиан Ольга Викторовна</w:t>
-            </w:r>
-          </w:p>
-          <w:p>
-            <w:pPr>
-              <w:spacing w:after="0" w:line="240" w:lineRule="auto"/>
-              <w:jc w:val="center"/>
-              <w:rPr>
-                <w:rFonts w:ascii="Times New Roman" w:hAnsi="Times New Roman"/>
-                <w:b/>
-              </w:rPr>
-            </w:pPr>
-            <w:r>
-              <w:rPr>
-                <w:rFonts w:ascii="Times New Roman" w:hAnsi="Times New Roman"/>
-                <w:i/>
-              </w:rPr>
-              <w:t>Каб. и</w:t>
+              <w:t>,</w:t>
+            </w:r>
+          </w:p>
+          <w:p>
+            <w:pPr>
+              <w:spacing w:after="0" w:line="240" w:lineRule="auto"/>
+              <w:jc w:val="center"/>
+              <w:rPr>
+                <w:rFonts w:ascii="Times New Roman" w:hAnsi="Times New Roman"/>
+                <w:b/>
+              </w:rPr>
+            </w:pPr>
+            <w:proofErr w:type="spellStart"/>
+            <w:r>
+              <w:rPr>
+                <w:rFonts w:ascii="Times New Roman" w:hAnsi="Times New Roman"/>
+                <w:i/>
+              </w:rPr>
+              <w:t>Каб</w:t>
+            </w:r>
+            <w:proofErr w:type="spellEnd"/>
+            <w:r>
+              <w:rPr>
+                <w:rFonts w:ascii="Times New Roman" w:hAnsi="Times New Roman"/>
+                <w:i/>
+              </w:rPr>
+              <w:t>. и</w:t>
             </w:r>
             <w:r>
               <w:rPr>
@@ -4521,25 +4544,147 @@
                 <w:rFonts w:ascii="Times New Roman" w:hAnsi="Times New Roman"/>
                 <w:b/>
               </w:rPr>
-              <w:t>«Динамическое программирование»</w:t>
-            </w:r>
-          </w:p>
-          <w:p>
-            <w:pPr>
-              <w:spacing w:after="0" w:line="240" w:lineRule="auto"/>
-              <w:jc w:val="center"/>
-              <w:rPr>
-                <w:rFonts w:ascii="Times New Roman" w:hAnsi="Times New Roman"/>
-                <w:i/>
-              </w:rPr>
-            </w:pPr>
-            <w:r>
-              <w:rPr>
-                <w:rFonts w:ascii="Times New Roman" w:hAnsi="Times New Roman"/>
-                <w:i/>
-              </w:rPr>
-              <w:t xml:space="preserve"> Степулёнок</w:t>
-            </w:r>
+              <w:t>«</w:t>
+            </w:r>
+            <w:r>
+              <w:rPr>
+                <w:rFonts w:ascii="Times New Roman" w:hAnsi="Times New Roman"/>
+                <w:b/>
+              </w:rPr>
+              <w:t>Вычислительная геометрия</w:t>
+            </w:r>
+            <w:r>
+              <w:rPr>
+                <w:rFonts w:ascii="Times New Roman" w:hAnsi="Times New Roman"/>
+                <w:b/>
+              </w:rPr>
+              <w:t>»</w:t>
+            </w:r>
+          </w:p>
+          <w:p>
+            <w:pPr>
+              <w:spacing w:after="0" w:line="240" w:lineRule="auto"/>
+              <w:jc w:val="center"/>
+              <w:rPr>
+                <w:rFonts w:ascii="Times New Roman" w:hAnsi="Times New Roman"/>
+                <w:i/>
+              </w:rPr>
+            </w:pPr>
+            <w:r>
+              <w:rPr>
+                <w:rFonts w:ascii="Times New Roman" w:eastAsia="Calibri" w:hAnsi="Times New Roman"/>
+                <w:i/>
+              </w:rPr>
+              <w:t>Кольцов Максим Алексеевич</w:t>
+            </w:r>
+            <w:r>
+              <w:rPr>
+                <w:rFonts w:ascii="Times New Roman" w:hAnsi="Times New Roman"/>
+                <w:i/>
+              </w:rPr>
+              <w:t xml:space="preserve">, </w:t>
+            </w:r>
+          </w:p>
+          <w:p>
+            <w:pPr>
+              <w:spacing w:after="0" w:line="240" w:lineRule="auto"/>
+              <w:jc w:val="center"/>
+              <w:rPr>
+                <w:rFonts w:ascii="Times New Roman" w:hAnsi="Times New Roman"/>
+                <w:b/>
+              </w:rPr>
+            </w:pPr>
+            <w:r>
+              <w:rPr>
+                <w:rFonts w:ascii="Times New Roman" w:hAnsi="Times New Roman"/>
+                <w:i/>
+              </w:rPr>
+              <w:t>Ауд. №3</w:t>
+            </w:r>
+          </w:p>
+        </w:tc>
+        <w:tc>
+          <w:tcPr>
+            <w:tcW w:w="6123" w:type="dxa"/>
+            <w:tcBorders>
+              <w:left w:val="single" w:sz="4" w:space="0" w:color="auto"/>
+              <w:right w:val="single" w:sz="4" w:space="0" w:color="auto"/>
+            </w:tcBorders>
+            <w:shd w:val="clear" w:color="auto" w:fill="auto"/>
+          </w:tcPr>
+          <w:p>
+            <w:pPr>
+              <w:spacing w:after="0" w:line="240" w:lineRule="auto"/>
+              <w:jc w:val="center"/>
+              <w:rPr>
+                <w:rFonts w:ascii="Times New Roman" w:hAnsi="Times New Roman"/>
+                <w:b/>
+              </w:rPr>
+            </w:pPr>
+            <w:r>
+              <w:rPr>
+                <w:rFonts w:ascii="Times New Roman" w:hAnsi="Times New Roman"/>
+                <w:b/>
+              </w:rPr>
+              <w:t xml:space="preserve">Решение задач на тему </w:t>
+            </w:r>
+          </w:p>
+          <w:p>
+            <w:pPr>
+              <w:spacing w:after="0" w:line="240" w:lineRule="auto"/>
+              <w:jc w:val="center"/>
+              <w:rPr>
+                <w:rFonts w:ascii="Times New Roman" w:hAnsi="Times New Roman"/>
+                <w:b/>
+              </w:rPr>
+            </w:pPr>
+            <w:r>
+              <w:rPr>
+                <w:rFonts w:ascii="Times New Roman" w:hAnsi="Times New Roman"/>
+                <w:b/>
+              </w:rPr>
+              <w:t>«</w:t>
+            </w:r>
+            <w:r>
+              <w:rPr>
+                <w:rFonts w:ascii="Times New Roman" w:hAnsi="Times New Roman"/>
+                <w:b/>
+              </w:rPr>
+              <w:t>Теория игр</w:t>
+            </w:r>
+            <w:r>
+              <w:rPr>
+                <w:rFonts w:ascii="Times New Roman" w:hAnsi="Times New Roman"/>
+                <w:b/>
+              </w:rPr>
+              <w:t>»</w:t>
+            </w:r>
+            <w:r>
+              <w:rPr>
+                <w:rFonts w:ascii="Times New Roman" w:hAnsi="Times New Roman"/>
+                <w:b/>
+              </w:rPr>
+              <w:t xml:space="preserve">. </w:t>
+            </w:r>
+          </w:p>
+          <w:p>
+            <w:pPr>
+              <w:spacing w:after="0" w:line="240" w:lineRule="auto"/>
+              <w:jc w:val="center"/>
+              <w:rPr>
+                <w:rFonts w:ascii="Times New Roman" w:hAnsi="Times New Roman"/>
+                <w:i/>
+              </w:rPr>
+            </w:pPr>
+            <w:proofErr w:type="spellStart"/>
+            <w:r>
+              <w:rPr>
+                <w:rFonts w:ascii="Times New Roman" w:hAnsi="Times New Roman"/>
+                <w:i/>
+              </w:rPr>
+              <w:t>Степулёнок</w:t>
+            </w:r>
+            <w:proofErr w:type="spellEnd"/>
             <w:r>
               <w:rPr>
                 <w:rFonts w:ascii="Times New Roman" w:hAnsi="Times New Roman"/>
@@ -4551,107 +4696,9 @@
               <w:rPr>
                 <w:rFonts w:ascii="Times New Roman" w:hAnsi="Times New Roman"/>
                 <w:i/>
-              </w:rPr>
-              <w:t xml:space="preserve">, </w:t>
-            </w:r>
-          </w:p>
-          <w:p>
-            <w:pPr>
-              <w:spacing w:after="0" w:line="240" w:lineRule="auto"/>
-              <w:jc w:val="center"/>
-              <w:rPr>
-                <w:rFonts w:ascii="Times New Roman" w:hAnsi="Times New Roman"/>
-                <w:b/>
-              </w:rPr>
-            </w:pPr>
-            <w:r>
-              <w:rPr>
-                <w:rFonts w:ascii="Times New Roman" w:hAnsi="Times New Roman"/>
-                <w:i/>
-              </w:rPr>
-              <w:t>Ауд. №3</w:t>
-            </w:r>
-          </w:p>
-        </w:tc>
-        <w:tc>
-          <w:tcPr>
-            <w:tcW w:w="6123" w:type="dxa"/>
-            <w:tcBorders>
-              <w:left w:val="single" w:sz="4" w:space="0" w:color="auto"/>
-              <w:right w:val="single" w:sz="4" w:space="0" w:color="auto"/>
-            </w:tcBorders>
-            <w:shd w:val="clear" w:color="auto" w:fill="auto"/>
-          </w:tcPr>
-          <w:p>
-            <w:pPr>
-              <w:spacing w:after="0" w:line="240" w:lineRule="auto"/>
-              <w:jc w:val="center"/>
-              <w:rPr>
-                <w:rFonts w:ascii="Times New Roman" w:hAnsi="Times New Roman"/>
-                <w:b/>
-              </w:rPr>
-            </w:pPr>
-            <w:r>
-              <w:rPr>
-                <w:rFonts w:ascii="Times New Roman" w:hAnsi="Times New Roman"/>
-                <w:b/>
-              </w:rPr>
-              <w:t xml:space="preserve">Решение задач на тему </w:t>
-            </w:r>
-          </w:p>
-          <w:p>
-            <w:pPr>
-              <w:spacing w:after="0" w:line="240" w:lineRule="auto"/>
-              <w:jc w:val="center"/>
-              <w:rPr>
-                <w:rFonts w:ascii="Times New Roman" w:hAnsi="Times New Roman"/>
-                <w:b/>
-              </w:rPr>
-            </w:pPr>
-            <w:r>
-              <w:rPr>
-                <w:rFonts w:ascii="Times New Roman" w:hAnsi="Times New Roman"/>
-                <w:b/>
-              </w:rPr>
-              <w:t>«</w:t>
-            </w:r>
-            <w:r>
-              <w:rPr>
-                <w:rFonts w:ascii="Times New Roman" w:hAnsi="Times New Roman"/>
-                <w:b/>
-              </w:rPr>
-              <w:t>Алгоритмы на строках</w:t>
-            </w:r>
-            <w:r>
-              <w:rPr>
-                <w:rFonts w:ascii="Times New Roman" w:hAnsi="Times New Roman"/>
-                <w:b/>
-              </w:rPr>
-              <w:t>»</w:t>
-            </w:r>
-            <w:r>
-              <w:rPr>
-                <w:rFonts w:ascii="Times New Roman" w:hAnsi="Times New Roman"/>
-                <w:b/>
-              </w:rPr>
-              <w:t xml:space="preserve">. </w:t>
-            </w:r>
-          </w:p>
-          <w:p>
-            <w:pPr>
-              <w:spacing w:after="0" w:line="240" w:lineRule="auto"/>
-              <w:jc w:val="center"/>
-              <w:rPr>
-                <w:rFonts w:ascii="Times New Roman" w:hAnsi="Times New Roman"/>
-                <w:i/>
-              </w:rPr>
-            </w:pPr>
-            <w:r>
-              <w:rPr>
-                <w:rFonts w:ascii="Times New Roman" w:hAnsi="Times New Roman"/>
-                <w:i/>
-              </w:rPr>
-              <w:t>Бурсиан Ольга Викторовна</w:t>
+                <w:lang w:val="en-US"/>
+              </w:rPr>
+              <w:t>,</w:t>
             </w:r>
             <w:r>
               <w:rPr>
@@ -4824,11 +4871,112 @@
             </w:pPr>
             <w:r>
               <w:rPr>
+                <w:rFonts w:ascii="Times New Roman" w:eastAsia="Calibri" w:hAnsi="Times New Roman"/>
+                <w:i/>
+              </w:rPr>
+              <w:t>Кольцов Максим Алексеевич</w:t>
+            </w:r>
+            <w:r>
+              <w:rPr>
+                <w:rFonts w:ascii="Times New Roman" w:hAnsi="Times New Roman"/>
+                <w:i/>
+              </w:rPr>
+              <w:t>,</w:t>
+            </w:r>
+          </w:p>
+          <w:p>
+            <w:pPr>
+              <w:spacing w:after="0" w:line="240" w:lineRule="auto"/>
+              <w:jc w:val="center"/>
+              <w:rPr>
+                <w:rFonts w:ascii="Times New Roman" w:hAnsi="Times New Roman"/>
+              </w:rPr>
+            </w:pPr>
+            <w:r>
+              <w:rPr>
+                <w:rFonts w:ascii="Times New Roman" w:hAnsi="Times New Roman"/>
+                <w:i/>
+              </w:rPr>
+              <w:t>Ауд. №3</w:t>
+            </w:r>
+          </w:p>
+        </w:tc>
+        <w:tc>
+          <w:tcPr>
+            <w:tcW w:w="6123" w:type="dxa"/>
+            <w:tcBorders>
+              <w:left w:val="single" w:sz="4" w:space="0" w:color="auto"/>
+              <w:bottom w:val="single" w:sz="4" w:space="0" w:color="auto"/>
+              <w:right w:val="single" w:sz="4" w:space="0" w:color="auto"/>
+            </w:tcBorders>
+            <w:shd w:val="clear" w:color="auto" w:fill="auto"/>
+          </w:tcPr>
+          <w:p>
+            <w:pPr>
+              <w:spacing w:after="0" w:line="240" w:lineRule="auto"/>
+              <w:jc w:val="center"/>
+              <w:rPr>
+                <w:rFonts w:ascii="Times New Roman" w:hAnsi="Times New Roman"/>
+                <w:b/>
+              </w:rPr>
+            </w:pPr>
+            <w:r>
+              <w:rPr>
+                <w:rFonts w:ascii="Times New Roman" w:hAnsi="Times New Roman"/>
+                <w:b/>
+              </w:rPr>
+              <w:t xml:space="preserve">Решение задач на тему </w:t>
+            </w:r>
+          </w:p>
+          <w:p>
+            <w:pPr>
+              <w:spacing w:after="0" w:line="240" w:lineRule="auto"/>
+              <w:jc w:val="center"/>
+              <w:rPr>
+                <w:rFonts w:ascii="Times New Roman" w:hAnsi="Times New Roman"/>
+                <w:i/>
+              </w:rPr>
+            </w:pPr>
+            <w:r>
+              <w:rPr>
+                <w:rFonts w:ascii="Times New Roman" w:hAnsi="Times New Roman"/>
+                <w:b/>
+              </w:rPr>
+              <w:t>«</w:t>
+            </w:r>
+            <w:r>
+              <w:rPr>
+                <w:rFonts w:ascii="Times New Roman" w:hAnsi="Times New Roman"/>
+                <w:b/>
+              </w:rPr>
+              <w:t>Теория игр</w:t>
+            </w:r>
+            <w:r>
+              <w:rPr>
+                <w:rFonts w:ascii="Times New Roman" w:hAnsi="Times New Roman"/>
+                <w:b/>
+              </w:rPr>
+              <w:t>»</w:t>
+            </w:r>
+          </w:p>
+          <w:p>
+            <w:pPr>
+              <w:spacing w:after="0" w:line="240" w:lineRule="auto"/>
+              <w:jc w:val="center"/>
+              <w:rPr>
+                <w:rFonts w:ascii="Times New Roman" w:hAnsi="Times New Roman"/>
+                <w:i/>
+              </w:rPr>
+            </w:pPr>
+            <w:proofErr w:type="spellStart"/>
+            <w:r>
+              <w:rPr>
                 <w:rFonts w:ascii="Times New Roman" w:hAnsi="Times New Roman"/>
                 <w:i/>
               </w:rPr>
               <w:t>Степулёнок</w:t>
             </w:r>
+            <w:proofErr w:type="spellEnd"/>
             <w:r>
               <w:rPr>
                 <w:rFonts w:ascii="Times New Roman" w:hAnsi="Times New Roman"/>
@@ -4836,104 +4984,12 @@
               </w:rPr>
               <w:t xml:space="preserve"> Денис Олегович</w:t>
             </w:r>
-          </w:p>
-          <w:p>
-            <w:pPr>
-              <w:spacing w:after="0" w:line="240" w:lineRule="auto"/>
-              <w:jc w:val="center"/>
-              <w:rPr>
-                <w:rFonts w:ascii="Times New Roman" w:hAnsi="Times New Roman"/>
-              </w:rPr>
-            </w:pPr>
-            <w:r>
-              <w:rPr>
-                <w:rFonts w:ascii="Times New Roman" w:hAnsi="Times New Roman"/>
-                <w:i/>
-              </w:rPr>
-              <w:t>Ауд. №3</w:t>
-            </w:r>
-          </w:p>
-        </w:tc>
-        <w:tc>
-          <w:tcPr>
-            <w:tcW w:w="6123" w:type="dxa"/>
-            <w:tcBorders>
-              <w:left w:val="single" w:sz="4" w:space="0" w:color="auto"/>
-              <w:bottom w:val="single" w:sz="4" w:space="0" w:color="auto"/>
-              <w:right w:val="single" w:sz="4" w:space="0" w:color="auto"/>
-            </w:tcBorders>
-            <w:shd w:val="clear" w:color="auto" w:fill="auto"/>
-          </w:tcPr>
-          <w:p>
-            <w:pPr>
-              <w:spacing w:after="0" w:line="240" w:lineRule="auto"/>
-              <w:jc w:val="center"/>
-              <w:rPr>
-                <w:rFonts w:ascii="Times New Roman" w:hAnsi="Times New Roman"/>
-                <w:b/>
-              </w:rPr>
-            </w:pPr>
-            <w:r>
-              <w:rPr>
-                <w:rFonts w:ascii="Times New Roman" w:hAnsi="Times New Roman"/>
-                <w:b/>
-              </w:rPr>
-              <w:t xml:space="preserve">Решение задач на тему </w:t>
-            </w:r>
-          </w:p>
-          <w:p>
-            <w:pPr>
-              <w:spacing w:after="0" w:line="240" w:lineRule="auto"/>
-              <w:jc w:val="center"/>
-              <w:rPr>
-                <w:rFonts w:ascii="Times New Roman" w:hAnsi="Times New Roman"/>
-                <w:i/>
-              </w:rPr>
-            </w:pPr>
-            <w:r>
-              <w:rPr>
-                <w:rFonts w:ascii="Times New Roman" w:hAnsi="Times New Roman"/>
-                <w:b/>
-              </w:rPr>
-              <w:t>«</w:t>
-            </w:r>
-            <w:r>
-              <w:rPr>
-                <w:rFonts w:ascii="Times New Roman" w:hAnsi="Times New Roman"/>
-                <w:b/>
-              </w:rPr>
-              <w:t>Алгоритмы на строках</w:t>
-            </w:r>
-            <w:r>
-              <w:rPr>
-                <w:rFonts w:ascii="Times New Roman" w:hAnsi="Times New Roman"/>
-                <w:b/>
-              </w:rPr>
-              <w:t>»</w:t>
-            </w:r>
-          </w:p>
-          <w:p>
-            <w:pPr>
-              <w:spacing w:after="0" w:line="240" w:lineRule="auto"/>
-              <w:jc w:val="center"/>
-              <w:rPr>
-                <w:rFonts w:ascii="Times New Roman" w:hAnsi="Times New Roman"/>
-                <w:i/>
-              </w:rPr>
-            </w:pPr>
-            <w:r>
-              <w:rPr>
-                <w:rFonts w:ascii="Times New Roman" w:hAnsi="Times New Roman"/>
-                <w:i/>
-              </w:rPr>
-              <w:t>Бурсиан Ольга Викторовна</w:t>
-            </w:r>
-            <w:r>
-              <w:rPr>
-                <w:rFonts w:ascii="Times New Roman" w:hAnsi="Times New Roman"/>
-                <w:i/>
-              </w:rPr>
-              <w:t xml:space="preserve"> </w:t>
+            <w:r>
+              <w:rPr>
+                <w:rFonts w:ascii="Times New Roman" w:hAnsi="Times New Roman"/>
+                <w:i/>
+              </w:rPr>
+              <w:t xml:space="preserve">, </w:t>
             </w:r>
           </w:p>
           <w:p>
@@ -5142,7 +5198,7 @@
                 <w:sz w:val="32"/>
                 <w:szCs w:val="32"/>
               </w:rPr>
-              <w:t>История языков программирования</w:t>
+              <w:t>Искусственный интеллект</w:t>
             </w:r>
             <w:r>
               <w:rPr>
@@ -5151,6 +5207,24 @@
                 <w:sz w:val="32"/>
                 <w:szCs w:val="32"/>
               </w:rPr>
+              <w:t>: п</w:t>
+            </w:r>
+            <w:r>
+              <w:rPr>
+                <w:rFonts w:ascii="Times New Roman" w:hAnsi="Times New Roman"/>
+                <w:b/>
+                <w:sz w:val="32"/>
+                <w:szCs w:val="32"/>
+              </w:rPr>
+              <w:t>рограммы, которые играют в игры</w:t>
+            </w:r>
+            <w:r>
+              <w:rPr>
+                <w:rFonts w:ascii="Times New Roman" w:hAnsi="Times New Roman"/>
+                <w:b/>
+                <w:sz w:val="32"/>
+                <w:szCs w:val="32"/>
+              </w:rPr>
               <w:t>»</w:t>
             </w:r>
           </w:p>
@@ -5166,73 +5240,56 @@
               <w:rPr>
                 <w:rFonts w:ascii="Times New Roman" w:hAnsi="Times New Roman"/>
               </w:rPr>
-              <w:t>Поздняков Сергей Николаевич</w:t>
-            </w:r>
+              <w:t>Кольцов Максим Алексеевич</w:t>
+            </w:r>
+            <w:r>
+              <w:rPr>
+                <w:rFonts w:ascii="Times New Roman" w:hAnsi="Times New Roman"/>
+              </w:rPr>
+              <w:t>,</w:t>
+            </w:r>
+            <w:r>
+              <w:rPr>
+                <w:rFonts w:ascii="Times New Roman" w:hAnsi="Times New Roman"/>
+              </w:rPr>
+              <w:t xml:space="preserve"> студент </w:t>
+            </w:r>
+            <w:proofErr w:type="spellStart"/>
+            <w:r>
+              <w:rPr>
+                <w:rFonts w:ascii="Times New Roman" w:hAnsi="Times New Roman"/>
+              </w:rPr>
+              <w:t>МатМеха</w:t>
+            </w:r>
+            <w:proofErr w:type="spellEnd"/>
             <w:r>
               <w:rPr>
                 <w:rFonts w:ascii="Times New Roman" w:hAnsi="Times New Roman"/>
               </w:rPr>
               <w:t xml:space="preserve">, </w:t>
             </w:r>
-            <w:r>
-              <w:rPr>
-                <w:rFonts w:ascii="Times New Roman" w:hAnsi="Times New Roman"/>
-              </w:rPr>
-              <w:t xml:space="preserve">д.п.н., </w:t>
-            </w:r>
-            <w:r>
-              <w:rPr>
-                <w:rFonts w:ascii="Times New Roman" w:hAnsi="Times New Roman"/>
-              </w:rPr>
-              <w:t xml:space="preserve">профессор кафедры </w:t>
-            </w:r>
-            <w:r>
-              <w:rPr>
-                <w:rFonts w:ascii="Times New Roman" w:hAnsi="Times New Roman"/>
-              </w:rPr>
-              <w:t xml:space="preserve">высшей математики </w:t>
-            </w:r>
-            <w:r>
-              <w:rPr>
-                <w:rFonts w:ascii="Times New Roman" w:hAnsi="Times New Roman"/>
-              </w:rPr>
-              <w:t>Ф</w:t>
-            </w:r>
-            <w:r>
-              <w:rPr>
-                <w:rFonts w:ascii="Times New Roman" w:hAnsi="Times New Roman"/>
-              </w:rPr>
-              <w:t xml:space="preserve">акультета Компьютерных Технологий и </w:t>
-            </w:r>
-            <w:r>
-              <w:rPr>
-                <w:rFonts w:ascii="Times New Roman" w:hAnsi="Times New Roman"/>
-              </w:rPr>
-              <w:t>Информатики</w:t>
-            </w:r>
-            <w:r>
-              <w:rPr>
-                <w:rFonts w:ascii="Times New Roman" w:hAnsi="Times New Roman"/>
-              </w:rPr>
-              <w:t xml:space="preserve">, </w:t>
-            </w:r>
-            <w:r>
-              <w:rPr>
-                <w:rFonts w:ascii="Times New Roman" w:hAnsi="Times New Roman"/>
-              </w:rPr>
-              <w:t xml:space="preserve">Санкт-Петербургского Государственного </w:t>
-            </w:r>
-            <w:r>
-              <w:rPr>
-                <w:rFonts w:ascii="Times New Roman" w:hAnsi="Times New Roman"/>
-              </w:rPr>
-              <w:t xml:space="preserve">Электротехнического </w:t>
-            </w:r>
-            <w:r>
-              <w:rPr>
-                <w:rFonts w:ascii="Times New Roman" w:hAnsi="Times New Roman"/>
-              </w:rPr>
-              <w:t>Университета</w:t>
+            <w:bookmarkStart w:id="0" w:name="_GoBack"/>
+            <w:bookmarkEnd w:id="0"/>
+            <w:r>
+              <w:rPr>
+                <w:rFonts w:ascii="Times New Roman" w:hAnsi="Times New Roman"/>
+              </w:rPr>
+              <w:t xml:space="preserve">ведущий занятий по подготовке к олимпиадам по информатике, </w:t>
+            </w:r>
+          </w:p>
+          <w:p>
+            <w:pPr>
+              <w:spacing w:after="0" w:line="240" w:lineRule="auto"/>
+              <w:jc w:val="center"/>
+              <w:rPr>
+                <w:rFonts w:ascii="Times New Roman" w:hAnsi="Times New Roman"/>
+              </w:rPr>
+            </w:pPr>
+            <w:r>
+              <w:rPr>
+                <w:rFonts w:ascii="Times New Roman" w:hAnsi="Times New Roman"/>
+              </w:rPr>
+              <w:t>сотрудник «Санкт-Петербургского института ядерной физики»</w:t>
             </w:r>
           </w:p>
         </w:tc>

--- a/schedule/2016_march.docx
+++ b/schedule/2016_march.docx
@@ -1954,7 +1954,7 @@
       <w:tblGrid>
         <w:gridCol w:w="901"/>
         <w:gridCol w:w="1638"/>
-        <w:gridCol w:w="6121"/>
+        <w:gridCol w:w="6122"/>
         <w:gridCol w:w="6123"/>
       </w:tblGrid>
       <w:tr>
@@ -2825,15 +2825,6 @@
                 <w:rFonts w:ascii="Times New Roman" w:hAnsi="Times New Roman"/>
               </w:rPr>
             </w:pPr>
-          </w:p>
-          <w:p>
-            <w:pPr>
-              <w:spacing w:after="0" w:line="240" w:lineRule="auto"/>
-              <w:jc w:val="center"/>
-              <w:rPr>
-                <w:rFonts w:ascii="Times New Roman" w:hAnsi="Times New Roman"/>
-              </w:rPr>
-            </w:pPr>
             <w:r>
               <w:rPr>
                 <w:rFonts w:ascii="Times New Roman" w:hAnsi="Times New Roman"/>
@@ -2847,27 +2838,17 @@
               <w:jc w:val="center"/>
               <w:rPr>
                 <w:rFonts w:ascii="Times New Roman" w:hAnsi="Times New Roman"/>
-              </w:rPr>
-            </w:pPr>
-            <w:r>
-              <w:rPr>
-                <w:rFonts w:ascii="Times New Roman" w:hAnsi="Times New Roman"/>
-              </w:rPr>
-              <w:t xml:space="preserve">«Теория и практика работы с медиа- и </w:t>
-            </w:r>
-            <w:proofErr w:type="spellStart"/>
-            <w:r>
-              <w:rPr>
-                <w:rFonts w:ascii="Times New Roman" w:hAnsi="Times New Roman"/>
-              </w:rPr>
-              <w:t>библио</w:t>
-            </w:r>
-            <w:proofErr w:type="spellEnd"/>
-            <w:r>
-              <w:rPr>
-                <w:rFonts w:ascii="Times New Roman" w:hAnsi="Times New Roman"/>
-              </w:rPr>
-              <w:t>- ресурсами Русского музея»</w:t>
+                <w:b/>
+                <w:i/>
+              </w:rPr>
+            </w:pPr>
+            <w:r>
+              <w:rPr>
+                <w:rFonts w:ascii="Times New Roman" w:hAnsi="Times New Roman"/>
+                <w:b/>
+                <w:i/>
+              </w:rPr>
+              <w:t>Русский музей. История и современность</w:t>
             </w:r>
           </w:p>
           <w:p>
@@ -2888,7 +2869,7 @@
           <w:p>
             <w:pPr>
               <w:spacing w:after="0" w:line="240" w:lineRule="auto"/>
-              <w:jc w:val="center"/>
+              <w:jc w:val="right"/>
               <w:rPr>
                 <w:rFonts w:ascii="Times New Roman" w:hAnsi="Times New Roman"/>
                 <w:i/>
@@ -2901,16 +2882,6 @@
               </w:rPr>
               <w:t>Конференц-зал</w:t>
             </w:r>
-          </w:p>
-          <w:p>
-            <w:pPr>
-              <w:spacing w:after="0" w:line="240" w:lineRule="auto"/>
-              <w:jc w:val="center"/>
-              <w:rPr>
-                <w:rFonts w:ascii="Times New Roman" w:hAnsi="Times New Roman"/>
-                <w:i/>
-              </w:rPr>
-            </w:pPr>
           </w:p>
         </w:tc>
       </w:tr>
@@ -2949,7 +2920,6 @@
                 <w:i/>
                 <w:sz w:val="24"/>
                 <w:szCs w:val="24"/>
-                <w:lang w:val="en-US"/>
               </w:rPr>
               <w:t>1</w:t>
             </w:r>
@@ -4264,14 +4234,7 @@
                 <w:rFonts w:ascii="Times New Roman" w:eastAsia="Calibri" w:hAnsi="Times New Roman"/>
                 <w:i/>
               </w:rPr>
-              <w:t>Кольцов Максим Алексеевич</w:t>
-            </w:r>
-            <w:r>
-              <w:rPr>
-                <w:rFonts w:ascii="Times New Roman" w:eastAsia="Calibri" w:hAnsi="Times New Roman"/>
-                <w:i/>
-              </w:rPr>
-              <w:t>,</w:t>
+              <w:t>Кольцов Максим Алексеевич,</w:t>
             </w:r>
           </w:p>
           <w:p>
@@ -4696,7 +4659,6 @@
               <w:rPr>
                 <w:rFonts w:ascii="Times New Roman" w:hAnsi="Times New Roman"/>
                 <w:i/>
-                <w:lang w:val="en-US"/>
               </w:rPr>
               <w:t>,</w:t>
             </w:r>
@@ -5266,15 +5228,7 @@
               <w:rPr>
                 <w:rFonts w:ascii="Times New Roman" w:hAnsi="Times New Roman"/>
               </w:rPr>
-              <w:t xml:space="preserve">, </w:t>
-            </w:r>
-            <w:bookmarkStart w:id="0" w:name="_GoBack"/>
-            <w:bookmarkEnd w:id="0"/>
-            <w:r>
-              <w:rPr>
-                <w:rFonts w:ascii="Times New Roman" w:hAnsi="Times New Roman"/>
-              </w:rPr>
-              <w:t xml:space="preserve">ведущий занятий по подготовке к олимпиадам по информатике, </w:t>
+              <w:t xml:space="preserve">, ведущий занятий по подготовке к олимпиадам по информатике, </w:t>
             </w:r>
           </w:p>
           <w:p>
@@ -5471,23 +5425,85 @@
                 <w:b/>
               </w:rPr>
             </w:pPr>
-          </w:p>
-          <w:p>
-            <w:pPr>
-              <w:spacing w:after="0" w:line="240" w:lineRule="auto"/>
-              <w:jc w:val="center"/>
-              <w:rPr>
-                <w:rFonts w:ascii="Times New Roman" w:hAnsi="Times New Roman"/>
-                <w:i/>
-              </w:rPr>
-            </w:pPr>
-            <w:r>
-              <w:rPr>
-                <w:rFonts w:ascii="Times New Roman" w:hAnsi="Times New Roman"/>
-                <w:b/>
-              </w:rPr>
-              <w:t>Вычислительная геометрия</w:t>
-            </w:r>
+            <w:r>
+              <w:rPr>
+                <w:rFonts w:ascii="Times New Roman" w:hAnsi="Times New Roman"/>
+                <w:b/>
+              </w:rPr>
+              <w:t>«Динамическое программирование»</w:t>
+            </w:r>
+          </w:p>
+          <w:p>
+            <w:pPr>
+              <w:spacing w:after="0" w:line="240" w:lineRule="auto"/>
+              <w:jc w:val="center"/>
+              <w:rPr>
+                <w:rFonts w:ascii="Times New Roman" w:hAnsi="Times New Roman"/>
+                <w:i/>
+              </w:rPr>
+            </w:pPr>
+            <w:r>
+              <w:rPr>
+                <w:rFonts w:ascii="Times New Roman" w:eastAsia="Calibri" w:hAnsi="Times New Roman"/>
+                <w:i/>
+              </w:rPr>
+              <w:t>Кольцов Максим Алексеевич,</w:t>
+            </w:r>
+          </w:p>
+          <w:p>
+            <w:pPr>
+              <w:spacing w:after="0" w:line="240" w:lineRule="auto"/>
+              <w:jc w:val="center"/>
+              <w:rPr>
+                <w:rFonts w:ascii="Times New Roman" w:hAnsi="Times New Roman"/>
+                <w:i/>
+              </w:rPr>
+            </w:pPr>
+            <w:r>
+              <w:rPr>
+                <w:rFonts w:ascii="Times New Roman" w:hAnsi="Times New Roman"/>
+                <w:i/>
+              </w:rPr>
+              <w:t>Ауд. №3</w:t>
+            </w:r>
+          </w:p>
+        </w:tc>
+        <w:tc>
+          <w:tcPr>
+            <w:tcW w:w="6123" w:type="dxa"/>
+            <w:tcBorders>
+              <w:top w:val="single" w:sz="4" w:space="0" w:color="auto"/>
+              <w:left w:val="single" w:sz="4" w:space="0" w:color="auto"/>
+              <w:right w:val="single" w:sz="4" w:space="0" w:color="auto"/>
+            </w:tcBorders>
+            <w:shd w:val="clear" w:color="auto" w:fill="auto"/>
+          </w:tcPr>
+          <w:p>
+            <w:pPr>
+              <w:spacing w:after="0" w:line="240" w:lineRule="auto"/>
+              <w:jc w:val="center"/>
+              <w:rPr>
+                <w:rFonts w:ascii="Times New Roman" w:hAnsi="Times New Roman"/>
+                <w:b/>
+              </w:rPr>
+            </w:pPr>
+            <w:r>
+              <w:rPr>
+                <w:rFonts w:ascii="Times New Roman" w:hAnsi="Times New Roman"/>
+                <w:b/>
+              </w:rPr>
+              <w:t>Решение задач с олимпиад по информатике высокого уровня прошлых лет</w:t>
+            </w:r>
+          </w:p>
+          <w:p>
+            <w:pPr>
+              <w:spacing w:after="0" w:line="240" w:lineRule="auto"/>
+              <w:jc w:val="center"/>
+              <w:rPr>
+                <w:rFonts w:ascii="Times New Roman" w:hAnsi="Times New Roman"/>
+                <w:i/>
+              </w:rPr>
+            </w:pPr>
             <w:r>
               <w:rPr>
                 <w:rFonts w:ascii="Times New Roman" w:hAnsi="Times New Roman"/>
@@ -5495,16 +5511,7 @@
               </w:rPr>
               <w:t xml:space="preserve"> </w:t>
             </w:r>
-          </w:p>
-          <w:p>
-            <w:pPr>
-              <w:spacing w:after="0" w:line="240" w:lineRule="auto"/>
-              <w:jc w:val="center"/>
-              <w:rPr>
-                <w:rFonts w:ascii="Times New Roman" w:hAnsi="Times New Roman"/>
-                <w:i/>
-              </w:rPr>
-            </w:pPr>
+            <w:proofErr w:type="spellStart"/>
             <w:r>
               <w:rPr>
                 <w:rFonts w:ascii="Times New Roman" w:hAnsi="Times New Roman"/>
@@ -5512,6 +5519,24 @@
               </w:rPr>
               <w:t>Степулёнок</w:t>
             </w:r>
+            <w:proofErr w:type="spellEnd"/>
+            <w:r>
+              <w:rPr>
+                <w:rFonts w:ascii="Times New Roman" w:hAnsi="Times New Roman"/>
+                <w:i/>
+              </w:rPr>
+              <w:t xml:space="preserve"> Денис Олегович</w:t>
+            </w:r>
+          </w:p>
+          <w:p>
+            <w:pPr>
+              <w:spacing w:after="0" w:line="240" w:lineRule="auto"/>
+              <w:jc w:val="center"/>
+              <w:rPr>
+                <w:rFonts w:ascii="Times New Roman" w:hAnsi="Times New Roman"/>
+                <w:b/>
+              </w:rPr>
+            </w:pPr>
             <w:r>
               <w:rPr>
                 <w:rFonts w:ascii="Times New Roman" w:hAnsi="Times New Roman"/>
@@ -5519,117 +5544,21 @@
               </w:rPr>
               <w:t xml:space="preserve"> </w:t>
             </w:r>
-            <w:r>
-              <w:rPr>
-                <w:rFonts w:ascii="Times New Roman" w:hAnsi="Times New Roman"/>
-                <w:i/>
-              </w:rPr>
-              <w:t>Д</w:t>
-            </w:r>
-            <w:r>
-              <w:rPr>
-                <w:rFonts w:ascii="Times New Roman" w:hAnsi="Times New Roman"/>
-                <w:i/>
-              </w:rPr>
-              <w:t>енис Олегович</w:t>
-            </w:r>
-          </w:p>
-          <w:p>
-            <w:pPr>
-              <w:spacing w:after="0" w:line="240" w:lineRule="auto"/>
-              <w:jc w:val="center"/>
-              <w:rPr>
-                <w:rFonts w:ascii="Times New Roman" w:hAnsi="Times New Roman"/>
-                <w:i/>
-              </w:rPr>
-            </w:pPr>
-            <w:r>
-              <w:rPr>
-                <w:rFonts w:ascii="Times New Roman" w:hAnsi="Times New Roman"/>
-                <w:i/>
-              </w:rPr>
-              <w:t xml:space="preserve">Каб. </w:t>
-            </w:r>
-            <w:r>
-              <w:rPr>
-                <w:rFonts w:ascii="Times New Roman" w:hAnsi="Times New Roman"/>
-                <w:i/>
-              </w:rPr>
-              <w:t>И</w:t>
-            </w:r>
-            <w:r>
-              <w:rPr>
-                <w:rFonts w:ascii="Times New Roman" w:hAnsi="Times New Roman"/>
-                <w:i/>
-              </w:rPr>
-              <w:t>нформатики</w:t>
-            </w:r>
-          </w:p>
-        </w:tc>
-        <w:tc>
-          <w:tcPr>
-            <w:tcW w:w="6123" w:type="dxa"/>
-            <w:tcBorders>
-              <w:top w:val="single" w:sz="4" w:space="0" w:color="auto"/>
-              <w:left w:val="single" w:sz="4" w:space="0" w:color="auto"/>
-              <w:right w:val="single" w:sz="4" w:space="0" w:color="auto"/>
-            </w:tcBorders>
-            <w:shd w:val="clear" w:color="auto" w:fill="auto"/>
-          </w:tcPr>
-          <w:p>
-            <w:pPr>
-              <w:spacing w:after="0" w:line="240" w:lineRule="auto"/>
-              <w:jc w:val="center"/>
-              <w:rPr>
-                <w:rFonts w:ascii="Times New Roman" w:hAnsi="Times New Roman"/>
-              </w:rPr>
-            </w:pPr>
-            <w:r>
-              <w:rPr>
-                <w:rFonts w:ascii="Times New Roman" w:hAnsi="Times New Roman"/>
-                <w:b/>
-              </w:rPr>
-              <w:t>Основы вычислительной геометрии. Системы координат и векторы. Скалярное и векторное произведение. Уравнения прямой и окружности на плоскости. Отношения между геометрическими объектами. Расстояние и площадь. Параллельность и перпендикулярность.</w:t>
-            </w:r>
-            <w:r>
-              <w:rPr>
-                <w:rFonts w:ascii="Times New Roman" w:hAnsi="Times New Roman"/>
-              </w:rPr>
-              <w:t xml:space="preserve"> </w:t>
-            </w:r>
-          </w:p>
-          <w:p>
-            <w:pPr>
-              <w:spacing w:after="0" w:line="240" w:lineRule="auto"/>
-              <w:jc w:val="center"/>
-              <w:rPr>
-                <w:rFonts w:ascii="Times New Roman" w:hAnsi="Times New Roman"/>
-                <w:i/>
-              </w:rPr>
-            </w:pPr>
-            <w:r>
-              <w:rPr>
-                <w:rFonts w:ascii="Times New Roman" w:hAnsi="Times New Roman"/>
-                <w:i/>
-              </w:rPr>
-              <w:t xml:space="preserve"> Наталья Александровна Гинзбург</w:t>
-            </w:r>
-          </w:p>
-          <w:p>
-            <w:pPr>
-              <w:spacing w:after="0" w:line="240" w:lineRule="auto"/>
-              <w:jc w:val="center"/>
-              <w:rPr>
-                <w:rFonts w:ascii="Times New Roman" w:hAnsi="Times New Roman"/>
-                <w:b/>
-              </w:rPr>
-            </w:pPr>
-            <w:r>
-              <w:rPr>
-                <w:rFonts w:ascii="Times New Roman" w:hAnsi="Times New Roman"/>
-                <w:i/>
-              </w:rPr>
-              <w:t xml:space="preserve"> Ауд. №3</w:t>
+            <w:proofErr w:type="spellStart"/>
+            <w:r>
+              <w:rPr>
+                <w:rFonts w:ascii="Times New Roman" w:hAnsi="Times New Roman"/>
+                <w:i/>
+              </w:rPr>
+              <w:t>Каб</w:t>
+            </w:r>
+            <w:proofErr w:type="spellEnd"/>
+            <w:r>
+              <w:rPr>
+                <w:rFonts w:ascii="Times New Roman" w:hAnsi="Times New Roman"/>
+                <w:i/>
+              </w:rPr>
+              <w:t>. Информатики</w:t>
             </w:r>
           </w:p>
         </w:tc>
@@ -5739,32 +5668,32 @@
               <w:jc w:val="center"/>
               <w:rPr>
                 <w:rFonts w:ascii="Times New Roman" w:hAnsi="Times New Roman"/>
-                <w:i/>
-              </w:rPr>
-            </w:pPr>
-            <w:r>
-              <w:rPr>
-                <w:rFonts w:ascii="Times New Roman" w:hAnsi="Times New Roman"/>
-                <w:b/>
-              </w:rPr>
-              <w:t>«Вычислительная геометрия»</w:t>
-            </w:r>
-          </w:p>
-          <w:p>
-            <w:pPr>
-              <w:spacing w:after="0" w:line="240" w:lineRule="auto"/>
-              <w:jc w:val="center"/>
-              <w:rPr>
-                <w:rFonts w:ascii="Times New Roman" w:hAnsi="Times New Roman"/>
-                <w:i/>
-              </w:rPr>
-            </w:pPr>
-            <w:r>
-              <w:rPr>
-                <w:rFonts w:ascii="Times New Roman" w:hAnsi="Times New Roman"/>
-                <w:i/>
-              </w:rPr>
-              <w:t>Степулёнок</w:t>
+                <w:b/>
+              </w:rPr>
+            </w:pPr>
+            <w:r>
+              <w:rPr>
+                <w:rFonts w:ascii="Times New Roman" w:hAnsi="Times New Roman"/>
+                <w:b/>
+              </w:rPr>
+              <w:t>«Динамическое программирование»</w:t>
+            </w:r>
+          </w:p>
+          <w:p>
+            <w:pPr>
+              <w:spacing w:after="0" w:line="240" w:lineRule="auto"/>
+              <w:jc w:val="center"/>
+              <w:rPr>
+                <w:rFonts w:ascii="Times New Roman" w:hAnsi="Times New Roman"/>
+                <w:i/>
+              </w:rPr>
+            </w:pPr>
+            <w:r>
+              <w:rPr>
+                <w:rFonts w:ascii="Times New Roman" w:eastAsia="Calibri" w:hAnsi="Times New Roman"/>
+                <w:i/>
+              </w:rPr>
+              <w:t>Кольцов Максим Алексеевич,</w:t>
             </w:r>
             <w:r>
               <w:rPr>
@@ -5773,42 +5702,21 @@
               </w:rPr>
               <w:t xml:space="preserve"> </w:t>
             </w:r>
-            <w:r>
-              <w:rPr>
-                <w:rFonts w:ascii="Times New Roman" w:hAnsi="Times New Roman"/>
-                <w:i/>
-              </w:rPr>
-              <w:t>Денис Олегович</w:t>
-            </w:r>
-          </w:p>
-          <w:p>
-            <w:pPr>
-              <w:spacing w:after="0" w:line="240" w:lineRule="auto"/>
-              <w:jc w:val="center"/>
-              <w:rPr>
-                <w:rFonts w:ascii="Times New Roman" w:hAnsi="Times New Roman"/>
-              </w:rPr>
-            </w:pPr>
-            <w:r>
-              <w:rPr>
-                <w:rFonts w:ascii="Times New Roman" w:hAnsi="Times New Roman"/>
-                <w:i/>
-              </w:rPr>
-              <w:t xml:space="preserve">Каб. </w:t>
-            </w:r>
-            <w:r>
-              <w:rPr>
-                <w:rFonts w:ascii="Times New Roman" w:hAnsi="Times New Roman"/>
-                <w:i/>
-              </w:rPr>
-              <w:t>И</w:t>
-            </w:r>
-            <w:r>
-              <w:rPr>
-                <w:rFonts w:ascii="Times New Roman" w:hAnsi="Times New Roman"/>
-                <w:i/>
-              </w:rPr>
-              <w:t>нформатики</w:t>
+          </w:p>
+          <w:p>
+            <w:pPr>
+              <w:spacing w:after="0" w:line="240" w:lineRule="auto"/>
+              <w:jc w:val="center"/>
+              <w:rPr>
+                <w:rFonts w:ascii="Times New Roman" w:hAnsi="Times New Roman"/>
+              </w:rPr>
+            </w:pPr>
+            <w:r>
+              <w:rPr>
+                <w:rFonts w:ascii="Times New Roman" w:hAnsi="Times New Roman"/>
+                <w:i/>
+              </w:rPr>
+              <w:t>Ауд. №3</w:t>
             </w:r>
           </w:p>
         </w:tc>
@@ -5839,32 +5747,33 @@
                 <w:rFonts w:ascii="Times New Roman" w:hAnsi="Times New Roman"/>
                 <w:b/>
               </w:rPr>
-              <w:t xml:space="preserve">Разбор и решение простейших задач на тему </w:t>
-            </w:r>
-            <w:r>
-              <w:rPr>
-                <w:rFonts w:ascii="Times New Roman" w:hAnsi="Times New Roman"/>
-                <w:b/>
-              </w:rPr>
-              <w:br/>
-              <w:t>«Вычислительная геометрия».</w:t>
-            </w:r>
-          </w:p>
-          <w:p>
-            <w:pPr>
-              <w:spacing w:after="0" w:line="240" w:lineRule="auto"/>
-              <w:jc w:val="center"/>
-              <w:rPr>
-                <w:rFonts w:ascii="Times New Roman" w:hAnsi="Times New Roman"/>
-                <w:i/>
-              </w:rPr>
-            </w:pPr>
-            <w:r>
-              <w:rPr>
-                <w:rFonts w:ascii="Times New Roman" w:hAnsi="Times New Roman"/>
-                <w:i/>
-              </w:rPr>
-              <w:t>Наталья Александровна Гинзбург</w:t>
+              <w:t>Решение задач с олимпиад по информатике высокого уровня прошлых лет</w:t>
+            </w:r>
+          </w:p>
+          <w:p>
+            <w:pPr>
+              <w:spacing w:after="0" w:line="240" w:lineRule="auto"/>
+              <w:jc w:val="center"/>
+              <w:rPr>
+                <w:rFonts w:ascii="Times New Roman" w:hAnsi="Times New Roman"/>
+                <w:i/>
+              </w:rPr>
+            </w:pPr>
+            <w:proofErr w:type="spellStart"/>
+            <w:r>
+              <w:rPr>
+                <w:rFonts w:ascii="Times New Roman" w:hAnsi="Times New Roman"/>
+                <w:i/>
+              </w:rPr>
+              <w:t>Степулёнок</w:t>
+            </w:r>
+            <w:proofErr w:type="spellEnd"/>
+            <w:r>
+              <w:rPr>
+                <w:rFonts w:ascii="Times New Roman" w:hAnsi="Times New Roman"/>
+                <w:i/>
+              </w:rPr>
+              <w:t xml:space="preserve"> Денис Олегович</w:t>
             </w:r>
             <w:r>
               <w:rPr>
@@ -5882,12 +5791,21 @@
                 <w:rFonts w:ascii="Times New Roman" w:hAnsi="Times New Roman"/>
               </w:rPr>
             </w:pPr>
-            <w:r>
-              <w:rPr>
-                <w:rFonts w:ascii="Times New Roman" w:hAnsi="Times New Roman"/>
-                <w:i/>
-              </w:rPr>
-              <w:t>Ауд. №3</w:t>
+            <w:proofErr w:type="spellStart"/>
+            <w:r>
+              <w:rPr>
+                <w:rFonts w:ascii="Times New Roman" w:hAnsi="Times New Roman"/>
+                <w:i/>
+              </w:rPr>
+              <w:t>Каб</w:t>
+            </w:r>
+            <w:proofErr w:type="spellEnd"/>
+            <w:r>
+              <w:rPr>
+                <w:rFonts w:ascii="Times New Roman" w:hAnsi="Times New Roman"/>
+                <w:i/>
+              </w:rPr>
+              <w:t>. Информатики</w:t>
             </w:r>
           </w:p>
         </w:tc>
@@ -6089,8 +6007,7 @@
         </w:tc>
         <w:tc>
           <w:tcPr>
-            <w:tcW w:w="12244" w:type="dxa"/>
-            <w:gridSpan w:val="2"/>
+            <w:tcW w:w="6122" w:type="dxa"/>
             <w:tcBorders>
               <w:left w:val="single" w:sz="4" w:space="0" w:color="auto"/>
               <w:bottom w:val="single" w:sz="4" w:space="0" w:color="auto"/>
@@ -6104,24 +6021,115 @@
               <w:jc w:val="center"/>
               <w:rPr>
                 <w:rFonts w:ascii="Times New Roman" w:hAnsi="Times New Roman"/>
-                <w:i/>
-              </w:rPr>
-            </w:pPr>
-            <w:r>
-              <w:rPr>
-                <w:rFonts w:ascii="Times New Roman" w:hAnsi="Times New Roman"/>
-                <w:i/>
-              </w:rPr>
-              <w:t xml:space="preserve">ВИДЕОКОНФЕРЕНЦИЯ </w:t>
-            </w:r>
-          </w:p>
-          <w:p>
-            <w:pPr>
-              <w:spacing w:after="0" w:line="240" w:lineRule="auto"/>
-              <w:jc w:val="center"/>
-              <w:rPr>
-                <w:rFonts w:ascii="Times New Roman" w:hAnsi="Times New Roman"/>
-                <w:i/>
+                <w:b/>
+              </w:rPr>
+            </w:pPr>
+            <w:r>
+              <w:rPr>
+                <w:rFonts w:ascii="Times New Roman" w:hAnsi="Times New Roman"/>
+                <w:b/>
+              </w:rPr>
+              <w:t xml:space="preserve">Решение задач на тему </w:t>
+            </w:r>
+          </w:p>
+          <w:p>
+            <w:pPr>
+              <w:spacing w:after="0" w:line="240" w:lineRule="auto"/>
+              <w:jc w:val="center"/>
+              <w:rPr>
+                <w:rFonts w:ascii="Times New Roman" w:hAnsi="Times New Roman"/>
+                <w:b/>
+              </w:rPr>
+            </w:pPr>
+            <w:r>
+              <w:rPr>
+                <w:rFonts w:ascii="Times New Roman" w:hAnsi="Times New Roman"/>
+                <w:b/>
+              </w:rPr>
+              <w:t>«Динамическое программирование»</w:t>
+            </w:r>
+          </w:p>
+          <w:p>
+            <w:pPr>
+              <w:spacing w:after="0" w:line="240" w:lineRule="auto"/>
+              <w:jc w:val="center"/>
+              <w:rPr>
+                <w:rFonts w:ascii="Times New Roman" w:hAnsi="Times New Roman"/>
+                <w:i/>
+              </w:rPr>
+            </w:pPr>
+            <w:r>
+              <w:rPr>
+                <w:rFonts w:ascii="Times New Roman" w:eastAsia="Calibri" w:hAnsi="Times New Roman"/>
+                <w:i/>
+              </w:rPr>
+              <w:t>Кольцов Максим Алексеевич,</w:t>
+            </w:r>
+            <w:r>
+              <w:rPr>
+                <w:rFonts w:ascii="Times New Roman" w:hAnsi="Times New Roman"/>
+                <w:i/>
+              </w:rPr>
+              <w:t xml:space="preserve"> </w:t>
+            </w:r>
+          </w:p>
+          <w:p>
+            <w:pPr>
+              <w:spacing w:after="0" w:line="240" w:lineRule="auto"/>
+              <w:jc w:val="center"/>
+              <w:rPr>
+                <w:rFonts w:ascii="Times New Roman" w:hAnsi="Times New Roman"/>
+              </w:rPr>
+            </w:pPr>
+            <w:r>
+              <w:rPr>
+                <w:rFonts w:ascii="Times New Roman" w:hAnsi="Times New Roman"/>
+                <w:i/>
+              </w:rPr>
+              <w:t>Ауд. №3</w:t>
+            </w:r>
+          </w:p>
+        </w:tc>
+        <w:tc>
+          <w:tcPr>
+            <w:tcW w:w="6122" w:type="dxa"/>
+            <w:tcBorders>
+              <w:left w:val="single" w:sz="4" w:space="0" w:color="auto"/>
+              <w:bottom w:val="single" w:sz="4" w:space="0" w:color="auto"/>
+              <w:right w:val="single" w:sz="4" w:space="0" w:color="auto"/>
+            </w:tcBorders>
+            <w:shd w:val="clear" w:color="auto" w:fill="auto"/>
+          </w:tcPr>
+          <w:p>
+            <w:pPr>
+              <w:spacing w:after="0" w:line="240" w:lineRule="auto"/>
+              <w:jc w:val="center"/>
+              <w:rPr>
+                <w:rFonts w:ascii="Times New Roman" w:hAnsi="Times New Roman"/>
+                <w:i/>
+                <w:sz w:val="24"/>
+                <w:szCs w:val="24"/>
+              </w:rPr>
+            </w:pPr>
+            <w:r>
+              <w:rPr>
+                <w:rFonts w:ascii="Times New Roman" w:hAnsi="Times New Roman"/>
+                <w:i/>
+                <w:sz w:val="24"/>
+                <w:szCs w:val="24"/>
+              </w:rPr>
+              <w:t>ЛЕКЦИЯ</w:t>
+            </w:r>
+          </w:p>
+          <w:p>
+            <w:pPr>
+              <w:spacing w:after="0" w:line="240" w:lineRule="auto"/>
+              <w:jc w:val="center"/>
+              <w:rPr>
+                <w:rFonts w:ascii="Times New Roman" w:hAnsi="Times New Roman"/>
+                <w:i/>
+                <w:sz w:val="24"/>
+                <w:szCs w:val="24"/>
               </w:rPr>
             </w:pPr>
             <w:proofErr w:type="spellStart"/>
@@ -6129,6 +6137,8 @@
               <w:rPr>
                 <w:rFonts w:ascii="Times New Roman" w:hAnsi="Times New Roman"/>
                 <w:i/>
+                <w:sz w:val="24"/>
+                <w:szCs w:val="24"/>
               </w:rPr>
               <w:t>Конференц</w:t>
             </w:r>
@@ -6137,74 +6147,78 @@
               <w:rPr>
                 <w:rFonts w:ascii="Times New Roman" w:hAnsi="Times New Roman"/>
                 <w:i/>
-              </w:rPr>
-              <w:t xml:space="preserve"> </w:t>
-            </w:r>
-            <w:r>
-              <w:rPr>
-                <w:rFonts w:ascii="Times New Roman" w:hAnsi="Times New Roman"/>
-                <w:i/>
-              </w:rPr>
-              <w:t>–</w:t>
-            </w:r>
-            <w:r>
-              <w:rPr>
-                <w:rFonts w:ascii="Times New Roman" w:hAnsi="Times New Roman"/>
-                <w:i/>
-              </w:rPr>
-              <w:t xml:space="preserve"> зал</w:t>
-            </w:r>
-          </w:p>
-          <w:p>
-            <w:pPr>
-              <w:spacing w:after="0" w:line="240" w:lineRule="auto"/>
-              <w:jc w:val="center"/>
-              <w:rPr>
-                <w:rFonts w:ascii="Times New Roman" w:hAnsi="Times New Roman"/>
-                <w:b/>
-                <w:i/>
-                <w:sz w:val="32"/>
-                <w:szCs w:val="32"/>
-              </w:rPr>
-            </w:pPr>
-            <w:r>
-              <w:rPr>
-                <w:rFonts w:ascii="Times New Roman" w:hAnsi="Times New Roman"/>
-                <w:b/>
-                <w:sz w:val="32"/>
-                <w:szCs w:val="32"/>
-              </w:rPr>
-              <w:t>«Параллельные вычисления»</w:t>
-            </w:r>
-          </w:p>
-          <w:p>
-            <w:pPr>
-              <w:spacing w:after="0" w:line="240" w:lineRule="auto"/>
-              <w:jc w:val="center"/>
-              <w:rPr>
-                <w:rFonts w:ascii="Times New Roman" w:hAnsi="Times New Roman"/>
-              </w:rPr>
-            </w:pPr>
-            <w:r>
-              <w:rPr>
-                <w:rFonts w:ascii="Times New Roman" w:hAnsi="Times New Roman"/>
-              </w:rPr>
-              <w:t>Ирина Герасимовна Дурова, профессор кафедры информатики Математико-механического факультета</w:t>
-            </w:r>
-          </w:p>
-          <w:p>
-            <w:pPr>
-              <w:spacing w:after="0" w:line="240" w:lineRule="auto"/>
-              <w:jc w:val="center"/>
-              <w:rPr>
-                <w:rFonts w:ascii="Times New Roman" w:hAnsi="Times New Roman"/>
-              </w:rPr>
-            </w:pPr>
-            <w:r>
-              <w:rPr>
-                <w:rFonts w:ascii="Times New Roman" w:hAnsi="Times New Roman"/>
-              </w:rPr>
-              <w:t>Санкт-Петербургского Государственного Университета</w:t>
+                <w:sz w:val="24"/>
+                <w:szCs w:val="24"/>
+              </w:rPr>
+              <w:t xml:space="preserve"> – зал</w:t>
+            </w:r>
+          </w:p>
+          <w:p>
+            <w:pPr>
+              <w:spacing w:after="0" w:line="240" w:lineRule="auto"/>
+              <w:jc w:val="center"/>
+              <w:rPr>
+                <w:rFonts w:ascii="Times New Roman" w:hAnsi="Times New Roman"/>
+                <w:b/>
+                <w:i/>
+                <w:sz w:val="24"/>
+                <w:szCs w:val="24"/>
+              </w:rPr>
+            </w:pPr>
+            <w:r>
+              <w:rPr>
+                <w:rFonts w:ascii="Times New Roman" w:hAnsi="Times New Roman"/>
+                <w:b/>
+                <w:sz w:val="24"/>
+                <w:szCs w:val="24"/>
+              </w:rPr>
+              <w:t xml:space="preserve">«Основы </w:t>
+            </w:r>
+            <w:r>
+              <w:rPr>
+                <w:rFonts w:ascii="Times New Roman" w:hAnsi="Times New Roman"/>
+                <w:b/>
+                <w:sz w:val="24"/>
+                <w:szCs w:val="24"/>
+                <w:lang w:val="en-US"/>
+              </w:rPr>
+              <w:t>Java</w:t>
+            </w:r>
+            <w:r>
+              <w:rPr>
+                <w:rFonts w:ascii="Times New Roman" w:hAnsi="Times New Roman"/>
+                <w:b/>
+                <w:sz w:val="24"/>
+                <w:szCs w:val="24"/>
+              </w:rPr>
+              <w:t xml:space="preserve"> для решения олимпиадных задач»</w:t>
+            </w:r>
+          </w:p>
+          <w:p>
+            <w:pPr>
+              <w:spacing w:after="0" w:line="240" w:lineRule="auto"/>
+              <w:jc w:val="center"/>
+              <w:rPr>
+                <w:rFonts w:ascii="Times New Roman" w:hAnsi="Times New Roman"/>
+              </w:rPr>
+            </w:pPr>
+            <w:proofErr w:type="spellStart"/>
+            <w:r>
+              <w:rPr>
+                <w:rFonts w:ascii="Times New Roman" w:hAnsi="Times New Roman"/>
+                <w:sz w:val="24"/>
+                <w:szCs w:val="24"/>
+              </w:rPr>
+              <w:t>Степулёнок</w:t>
+            </w:r>
+            <w:proofErr w:type="spellEnd"/>
+            <w:r>
+              <w:rPr>
+                <w:rFonts w:ascii="Times New Roman" w:hAnsi="Times New Roman"/>
+                <w:sz w:val="24"/>
+                <w:szCs w:val="24"/>
+              </w:rPr>
+              <w:t xml:space="preserve"> Денис Олегович</w:t>
             </w:r>
           </w:p>
         </w:tc>
@@ -6264,6 +6278,8 @@
               </w:rPr>
               <w:t>МАРТА</w:t>
             </w:r>
+            <w:bookmarkStart w:id="0" w:name="_GoBack"/>
+            <w:bookmarkEnd w:id="0"/>
           </w:p>
         </w:tc>
       </w:tr>
@@ -6588,21 +6604,12 @@
                 <w:i/>
               </w:rPr>
             </w:pPr>
-            <w:proofErr w:type="spellStart"/>
-            <w:r>
-              <w:rPr>
-                <w:rFonts w:ascii="Times New Roman" w:hAnsi="Times New Roman"/>
-                <w:i/>
-              </w:rPr>
-              <w:t>Казменко</w:t>
-            </w:r>
-            <w:proofErr w:type="spellEnd"/>
-            <w:r>
-              <w:rPr>
-                <w:rFonts w:ascii="Times New Roman" w:hAnsi="Times New Roman"/>
-                <w:i/>
-              </w:rPr>
-              <w:t xml:space="preserve"> Иван Сергеевич</w:t>
+            <w:r>
+              <w:rPr>
+                <w:rFonts w:ascii="Times New Roman" w:eastAsia="Calibri" w:hAnsi="Times New Roman"/>
+                <w:i/>
+              </w:rPr>
+              <w:t>Кольцов Максим Алексеевич</w:t>
             </w:r>
             <w:r>
               <w:rPr>
@@ -6927,23 +6934,14 @@
                 <w:rFonts w:ascii="Times New Roman" w:hAnsi="Times New Roman"/>
                 <w:i/>
               </w:rPr>
-              <w:t xml:space="preserve">  </w:t>
-            </w:r>
-            <w:proofErr w:type="spellStart"/>
-            <w:r>
-              <w:rPr>
-                <w:rFonts w:ascii="Times New Roman" w:hAnsi="Times New Roman"/>
-                <w:i/>
-              </w:rPr>
-              <w:t>Казменко</w:t>
-            </w:r>
-            <w:proofErr w:type="spellEnd"/>
-            <w:r>
-              <w:rPr>
-                <w:rFonts w:ascii="Times New Roman" w:hAnsi="Times New Roman"/>
-                <w:i/>
-              </w:rPr>
-              <w:t xml:space="preserve"> Иван Сергеевич</w:t>
+              <w:t xml:space="preserve"> </w:t>
+            </w:r>
+            <w:r>
+              <w:rPr>
+                <w:rFonts w:ascii="Times New Roman" w:eastAsia="Calibri" w:hAnsi="Times New Roman"/>
+                <w:i/>
+              </w:rPr>
+              <w:t>Кольцов Максим Алексеевич</w:t>
             </w:r>
           </w:p>
           <w:p>
@@ -7111,6 +7109,8 @@
         </w:tc>
       </w:tr>
     </w:tbl>
+    <w:p/>
+    <w:p/>
     <w:p/>
     <w:sectPr>
       <w:pgSz w:w="16838" w:h="11906" w:orient="landscape"/>
